--- a/eng/docx/42.content.docx
+++ b/eng/docx/42.content.docx
@@ -136,13 +136,6 @@
         <w:rPr>
           <w:lang w:val="en_US" w:bidi="en_US"/>
         </w:rPr>
-      </w:r>
-      <w:r>
-        <w:rPr>
-          <w:i/>
-          <w:lang w:val="en_US" w:bidi="en_US"/>
-        </w:rPr>
-        <w:t>Luke 1:2, Luke 1:2 (#2), Luke 1:4, Luke 1:6, Luke 1:7, Luke 1:8, Luke 1:9, Luke 1:10, Luke 1:11, Luke 1:12, Luke 1:13, Luke 1:16, Luke 1:17, Luke 1:19, Luke 1:20, Luke 1:27, Luke 1:31, Luke 1:33, Luke 1:35, Luke 1:35 (#2), Luke 1:37, Luke 1:41, Luke 1:42, Luke 1:54, Luke 1:59, Luke 1:63, Luke 1:64, Luke 1:66, Luke 1:68, Luke 1:77, Luke 1:80, Luke 2:3, Luke 2:4, Luke 2:7, Luke 2:8, Luke 2:9, Luke 2:11, Luke 2:15, Luke 2:16, Luke 2:21, Luke 2:22, Luke 2:26, Luke 2:32, Luke 2:35, Luke 2:38, Luke 2:40, Luke 2:44, Luke 2:46, Luke 2:49, Luke 2:51, Luke 2:52, Luke 3:3, Luke 3:4, Luke 3:8, Luke 3:9, Luke 3:13, Luke 3:16, Luke 3:19, Luke 3:20, Luke 3:21, Luke 3:22, Luke 3:22 (#2), Luke 3:23, Luke 4:1, Luke 4:2, Luke 4:3, Luke 4:4, Luke 4:5, Luke 4:7, Luke 4:8, Luke 4:9, Luke 4:12, Luke 4:13, Luke 4:17, Luke 4:21, Luke 4:24, Luke 4:26, Luke 4:27, Luke 4:28, Luke 4:29, Luke 4:30, Luke 4:34, Luke 4:36, Luke 4:40, Luke 4:41, Luke 4:43, Luke 5:4, Luke 5:5, Luke 5:6, Luke 5:8, Luke 5:10, Luke 5:15, Luke 5:20, Luke 5:21, Luke 5:24, Luke 5:32, Luke 5:35, Luke 5:36, Luke 5:37, Luke 5:38, Luke 6:1, Luke 6:5, Luke 6:11, Luke 6:13, Luke 6:20, Luke 6:21, Luke 6:22, Luke 6:23, Luke 6:27, Luke 6:35, Luke 6:42, Luke 6:45, Luke 6:45 (#2), Luke 6:47, Luke 6:49, Luke 7:3, Luke 7:6, Luke 7:7, Luke 7:9, Luke 7:13, Luke 7:16, Luke 7:22, Luke 7:26, Luke 7:30, Luke 7:33, Luke 7:34, Luke 7:38, Luke 7:47, Luke 7:49, Luke 8:3, Luke 8:11, Luke 8:12, Luke 8:13, Luke 8:14, Luke 8:15, Luke 8:21, Luke 8:25, Luke 8:29, Luke 8:33, Luke 8:39, Luke 8:48, Luke 8:55, Luke 9:2, Luke 9:7, Luke 9:8, Luke 9:13, Luke 9:14, Luke 9:16, Luke 9:17, Luke 9:20, Luke 9:23, Luke 9:29, Luke 9:30, Luke 9:35, Luke 9:39, Luke 9:44, Luke 9:48, Luke 9:51, Luke 9:62, Luke 10:4, Luke 10:9, Luke 10:12, Luke 10:20, Luke 10:21, Luke 10:27, Luke 10:31, Luke 10:32, Luke 10:34, Luke 10:37, Luke 10:39, Luke 10:40, Luke 10:42, Luke 11:3, Luke 11:4, Luke 11:8, Luke 11:13, Luke 11:15, Luke 11:20, Luke 11:26, Luke 11:28, Luke 11:32, Luke 11:39, Luke 11:42, Luke 11:46, Luke 11:50, Luke 11:54, Luke 12:3, Luke 12:5, Luke 12:8, Luke 12:15, Luke 12:18, Luke 12:19, Luke 12:20, Luke 12:31, Luke 12:33, Luke 12:37, Luke 12:40, Luke 12:46, Luke 12:48, Luke 12:52, Luke 12:58, Luke 13:3, Luke 13:8, Luke 13:9, Luke 13:11, Luke 13:14, Luke 13:15, Luke 13:19, Luke 13:24, Luke 13:28, Luke 13:28 (#2), Luke 13:33, Luke 13:34, Luke 13:34 (#2), Luke 13:35, Luke 14:3, Luke 14:4, Luke 14:5, Luke 14:11, Luke 14:11 (#2), Luke 14:14, Luke 14:18, Luke 14:21, Luke 14:24, Luke 14:26, Luke 14:27, Luke 14:28, Luke 14:33, Luke 14:35, Luke 15:4, Luke 15:5, Luke 15:8, Luke 15:9, Luke 15:10, Luke 15:12, Luke 15:13, Luke 15:15, Luke 15:18, Luke 15:19, Luke 15:20, Luke 15:22, Luke 15:23, Luke 15:28, Luke 15:29, Luke 15:31, Luke 15:32, Luke 16:1, Luke 16:5, Luke 16:6, Luke 16:7, Luke 16:8, Luke 16:9, Luke 16:10, Luke 16:13, Luke 16:16, Luke 16:16 (#2), Luke 16:18, Luke 16:22, Luke 16:23, Luke 16:24, Luke 16:26, Luke 16:27, Luke 16:28, Luke 16:29, Luke 16:31, Luke 17:4, Luke 17:10, Luke 17:12, Luke 17:13, Luke 17:14, Luke 17:14 (#2), Luke 17:15, Luke 17:16, Luke 17:21, Luke 17:24, Luke 17:25, Luke 17:27, Luke 17:37, Luke 18:1, Luke 18:3, Luke 18:5, Luke 18:8, Luke 18:9, Luke 18:10, Luke 18:11, Luke 18:13, Luke 18:14, Luke 18:16, Luke 18:22, Luke 18:23, Luke 18:30, Luke 18:32, Luke 18:33, Luke 18:38, Luke 18:43, Luke 19:2, Luke 19:7, Luke 19:9, Luke 19:11, Luke 19:12, Luke 19:17, Luke 19:19, Luke 19:21, Luke 19:24, Luke 19:27, Luke 19:30, Luke 19:38, Luke 19:40, Luke 19:41, Luke 19:44, Luke 19:47, Luke 19:48, Luke 20:4, Luke 20:5, Luke 20:6, Luke 20:11, Luke 20:13, Luke 20:15, Luke 20:16, Luke 20:19, Luke 20:25, Luke 20:27, Luke 20:34, Luke 20:35, Luke 20:37, Luke 20:42, Luke 20:47, Luke 20:47 (#2), Luke 21:4, Luke 21:6, Luke 21:7, Luke 21:8, Luke 21:10, Luke 21:11, Luke 21:13, Luke 21:16, Luke 21:20, Luke 21:21, Luke 21:22, Luke 21:24, Luke 21:25, Luke 21:30, Luke 21:33, Luke 21:33 (#2), Luke 21:34, Luke 21:36, Luke 22:1, Luke 22:6, Luke 22:12, Luke 22:16, Luke 22:19, Luke 22:20, Luke 22:22, Luke 22:23, Luke 22:26, Luke 22:27, Luke 22:30, Luke 22:34, Luke 22:37, Luke 22:40, Luke 22:42, Luke 22:45, Luke 22:48, Luke 22:51, Luke 22:53, Luke 22:54, Luke 22:57, Luke 22:60, Luke 22:62, Luke 22:63, Luke 22:64, Luke 22:67, Luke 22:71, Luke 23:2, Luke 23:4, Luke 23:8, Luke 23:9, Luke 23:14, Luke 23:18, Luke 23:21, Luke 23:22, Luke 23:23, Luke 23:26, Luke 23:28, Luke 23:32, Luke 23:35, Luke 23:38, Luke 23:42, Luke 23:43, Luke 23:44, Luke 23:45, Luke 23:47, Luke 23:52, Luke 23:53, Luke 23:54, Luke 23:56, Luke 24:1, Luke 24:2, Luke 24:3, Luke 24:6, Luke 24:11, Luke 24:12, Luke 24:16, Luke 24:21, Luke 24:27, Luke 24:31, Luke 24:36, Luke 24:39, Luke 24:45, Luke 24:47, Luke 24:49, Luke 24:51, Luke 24:53</w:t>
       </w:r>
       <w:r>
         <w:rPr>

--- a/eng/docx/42.content.docx
+++ b/eng/docx/42.content.docx
@@ -123,19 +123,6 @@
           <w:lang w:val="en_US" w:bidi="en_US"/>
         </w:rPr>
         <w:t>LUK</w:t>
-      </w:r>
-      <w:r>
-        <w:rPr>
-          <w:lang w:val="en_US" w:bidi="en_US"/>
-        </w:rPr>
-      </w:r>
-    </w:p>
-    <w:p>
-      <w:pPr/>
-      <w:r>
-        <w:rPr>
-          <w:lang w:val="en_US" w:bidi="en_US"/>
-        </w:rPr>
       </w:r>
       <w:r>
         <w:rPr>

--- a/eng/docx/42.content.docx
+++ b/eng/docx/42.content.docx
@@ -19,7 +19,7 @@
         <w:rPr>
           <w:lang w:val="en_US" w:bidi="en_US"/>
         </w:rPr>
-        <w:t>Resource: Translation Questions (unfoldingWord)</w:t>
+        <w:t>Resource: unfoldingWord® Translation Questions</w:t>
       </w:r>
       <w:r>
         <w:rPr>
@@ -85,7 +85,7 @@
         <w:rPr>
           <w:lang w:val="en_US" w:bidi="en_US"/>
         </w:rPr>
-        <w:t>Translation Questions (unfoldingWord)</w:t>
+        <w:t>unfoldingWord® Translation Questions</w:t>
       </w:r>
     </w:p>
     <w:p>

--- a/eng/docx/42.content.docx
+++ b/eng/docx/42.content.docx
@@ -7304,7 +7304,7 @@
         <w:rPr>
           <w:lang w:val="en_US" w:bidi="en_US"/>
         </w:rPr>
-        <w:t>Luke 6:47</w:t>
+        <w:t>Luke 6:47–48</w:t>
       </w:r>
       <w:r>
         <w:rPr>
@@ -7340,6 +7340,18 @@
         </w:rPr>
         <w:t>He is like a man who builds a house on the solid rock, so that his house survives the flood.</w:t>
       </w:r>
+      <w:hyperlink r:id="rId13">
+        <w:r>
+          <w:rPr>
+            <w:lang w:val="en_US" w:bidi="en_US"/>
+          </w:rPr>
+          <w:rPr>
+            <w:color w:val="0000EE"/>
+            <w:u w:val="single"/>
+          </w:rPr>
+          <w:t xml:space="preserve"> </w:t>
+        </w:r>
+      </w:hyperlink>
       <w:r>
         <w:rPr>
           <w:lang w:val="en_US" w:bidi="en_US"/>
@@ -13415,27 +13427,27 @@
         <w:rPr>
           <w:lang w:val="en_US" w:bidi="en_US"/>
         </w:rPr>
-        <w:t>Luke 13:28 (#2)</w:t>
-      </w:r>
-      <w:r>
-        <w:rPr>
-          <w:lang w:val="en_US" w:bidi="en_US"/>
-        </w:rPr>
-      </w:r>
-    </w:p>
-    <w:p>
-      <w:pPr/>
-      <w:r>
-        <w:rPr>
-          <w:lang w:val="en_US" w:bidi="en_US"/>
-        </w:rPr>
-      </w:r>
-      <w:r>
-        <w:rPr>
-          <w:b/>
-          <w:lang w:val="en_US" w:bidi="en_US"/>
-        </w:rPr>
-        <w:t>Who be in the kingdom of God?</w:t>
+        <w:t>Luke 13:28–29 (#2)</w:t>
+      </w:r>
+      <w:r>
+        <w:rPr>
+          <w:lang w:val="en_US" w:bidi="en_US"/>
+        </w:rPr>
+      </w:r>
+    </w:p>
+    <w:p>
+      <w:pPr/>
+      <w:r>
+        <w:rPr>
+          <w:lang w:val="en_US" w:bidi="en_US"/>
+        </w:rPr>
+      </w:r>
+      <w:r>
+        <w:rPr>
+          <w:b/>
+          <w:lang w:val="en_US" w:bidi="en_US"/>
+        </w:rPr>
+        <w:t>Who will be in the kingdom of God?</w:t>
       </w:r>
     </w:p>
     <w:p>
@@ -13451,6 +13463,18 @@
         </w:rPr>
         <w:t>Abraham, Isaac, Jacob, the prophets, and many from the east, west, north, and south will be in the kingdom.</w:t>
       </w:r>
+      <w:hyperlink r:id="rId14">
+        <w:r>
+          <w:rPr>
+            <w:lang w:val="en_US" w:bidi="en_US"/>
+          </w:rPr>
+          <w:rPr>
+            <w:color w:val="0000EE"/>
+            <w:u w:val="single"/>
+          </w:rPr>
+          <w:t xml:space="preserve"> </w:t>
+        </w:r>
+      </w:hyperlink>
       <w:r>
         <w:rPr>
           <w:lang w:val="en_US" w:bidi="en_US"/>

--- a/eng/docx/42.content.docx
+++ b/eng/docx/42.content.docx
@@ -185,7 +185,70 @@
         <w:rPr>
           <w:lang w:val="en_US" w:bidi="en_US"/>
         </w:rPr>
-        <w:t>Luke 1:2</w:t>
+        <w:t>Luke 1:2 (#2)</w:t>
+      </w:r>
+      <w:r>
+        <w:rPr>
+          <w:lang w:val="en_US" w:bidi="en_US"/>
+        </w:rPr>
+      </w:r>
+    </w:p>
+    <w:p>
+      <w:pPr/>
+      <w:r>
+        <w:rPr>
+          <w:lang w:val="en_US" w:bidi="en_US"/>
+        </w:rPr>
+      </w:r>
+      <w:r>
+        <w:rPr>
+          <w:b/>
+          <w:lang w:val="en_US" w:bidi="en_US"/>
+        </w:rPr>
+        <w:t>What did some of the eyewitnesses do after they saw what Jesus did?</w:t>
+      </w:r>
+    </w:p>
+    <w:p>
+      <w:pPr/>
+      <w:r>
+        <w:rPr>
+          <w:lang w:val="en_US" w:bidi="en_US"/>
+        </w:rPr>
+      </w:r>
+      <w:r>
+        <w:rPr>
+          <w:lang w:val="en_US" w:bidi="en_US"/>
+        </w:rPr>
+        <w:t>They wrote down an account or story of what Jesus did.</w:t>
+      </w:r>
+      <w:r>
+        <w:rPr>
+          <w:lang w:val="en_US" w:bidi="en_US"/>
+        </w:rPr>
+      </w:r>
+      <w:r>
+        <w:rPr>
+          <w:lang w:val="en_US" w:bidi="en_US"/>
+        </w:rPr>
+      </w:r>
+    </w:p>
+    <w:p>
+      <w:pPr/>
+      <w:r>
+        <w:rPr>
+          <w:lang w:val="en_US" w:bidi="en_US"/>
+        </w:rPr>
+      </w:r>
+    </w:p>
+    <w:p>
+      <w:pPr>
+        <w:pStyle w:val="Heading2"/>
+      </w:pPr>
+      <w:r>
+        <w:rPr>
+          <w:lang w:val="en_US" w:bidi="en_US"/>
+        </w:rPr>
+        <w:t>Luke 1:2 (#1)</w:t>
       </w:r>
       <w:r>
         <w:rPr>
@@ -248,70 +311,7 @@
         <w:rPr>
           <w:lang w:val="en_US" w:bidi="en_US"/>
         </w:rPr>
-        <w:t>Luke 1:2 (#2)</w:t>
-      </w:r>
-      <w:r>
-        <w:rPr>
-          <w:lang w:val="en_US" w:bidi="en_US"/>
-        </w:rPr>
-      </w:r>
-    </w:p>
-    <w:p>
-      <w:pPr/>
-      <w:r>
-        <w:rPr>
-          <w:lang w:val="en_US" w:bidi="en_US"/>
-        </w:rPr>
-      </w:r>
-      <w:r>
-        <w:rPr>
-          <w:b/>
-          <w:lang w:val="en_US" w:bidi="en_US"/>
-        </w:rPr>
-        <w:t>What did some of the eyewitnesses do after they saw what Jesus did?</w:t>
-      </w:r>
-    </w:p>
-    <w:p>
-      <w:pPr/>
-      <w:r>
-        <w:rPr>
-          <w:lang w:val="en_US" w:bidi="en_US"/>
-        </w:rPr>
-      </w:r>
-      <w:r>
-        <w:rPr>
-          <w:lang w:val="en_US" w:bidi="en_US"/>
-        </w:rPr>
-        <w:t>They wrote down an account or story of what Jesus did.</w:t>
-      </w:r>
-      <w:r>
-        <w:rPr>
-          <w:lang w:val="en_US" w:bidi="en_US"/>
-        </w:rPr>
-      </w:r>
-      <w:r>
-        <w:rPr>
-          <w:lang w:val="en_US" w:bidi="en_US"/>
-        </w:rPr>
-      </w:r>
-    </w:p>
-    <w:p>
-      <w:pPr/>
-      <w:r>
-        <w:rPr>
-          <w:lang w:val="en_US" w:bidi="en_US"/>
-        </w:rPr>
-      </w:r>
-    </w:p>
-    <w:p>
-      <w:pPr>
-        <w:pStyle w:val="Heading2"/>
-      </w:pPr>
-      <w:r>
-        <w:rPr>
-          <w:lang w:val="en_US" w:bidi="en_US"/>
-        </w:rPr>
-        <w:t>Luke 1:4</w:t>
+        <w:t>Luke 1:4 (#1)</w:t>
       </w:r>
       <w:r>
         <w:rPr>
@@ -374,7 +374,7 @@
         <w:rPr>
           <w:lang w:val="en_US" w:bidi="en_US"/>
         </w:rPr>
-        <w:t>Luke 1:6</w:t>
+        <w:t>Luke 1:6 (#1)</w:t>
       </w:r>
       <w:r>
         <w:rPr>
@@ -437,7 +437,7 @@
         <w:rPr>
           <w:lang w:val="en_US" w:bidi="en_US"/>
         </w:rPr>
-        <w:t>Luke 1:7</w:t>
+        <w:t>Luke 1:7 (#1)</w:t>
       </w:r>
       <w:r>
         <w:rPr>
@@ -500,7 +500,7 @@
         <w:rPr>
           <w:lang w:val="en_US" w:bidi="en_US"/>
         </w:rPr>
-        <w:t>Luke 1:8</w:t>
+        <w:t>Luke 1:8 (#1)</w:t>
       </w:r>
       <w:r>
         <w:rPr>
@@ -563,7 +563,7 @@
         <w:rPr>
           <w:lang w:val="en_US" w:bidi="en_US"/>
         </w:rPr>
-        <w:t>Luke 1:9</w:t>
+        <w:t>Luke 1:9 (#1)</w:t>
       </w:r>
       <w:r>
         <w:rPr>
@@ -626,7 +626,7 @@
         <w:rPr>
           <w:lang w:val="en_US" w:bidi="en_US"/>
         </w:rPr>
-        <w:t>Luke 1:10</w:t>
+        <w:t>Luke 1:10 (#1)</w:t>
       </w:r>
       <w:r>
         <w:rPr>
@@ -689,7 +689,7 @@
         <w:rPr>
           <w:lang w:val="en_US" w:bidi="en_US"/>
         </w:rPr>
-        <w:t>Luke 1:11</w:t>
+        <w:t>Luke 1:11 (#1)</w:t>
       </w:r>
       <w:r>
         <w:rPr>
@@ -752,7 +752,7 @@
         <w:rPr>
           <w:lang w:val="en_US" w:bidi="en_US"/>
         </w:rPr>
-        <w:t>Luke 1:12</w:t>
+        <w:t>Luke 1:12 (#1)</w:t>
       </w:r>
       <w:r>
         <w:rPr>
@@ -815,7 +815,7 @@
         <w:rPr>
           <w:lang w:val="en_US" w:bidi="en_US"/>
         </w:rPr>
-        <w:t>Luke 1:13</w:t>
+        <w:t>Luke 1:13 (#1)</w:t>
       </w:r>
       <w:r>
         <w:rPr>
@@ -878,7 +878,7 @@
         <w:rPr>
           <w:lang w:val="en_US" w:bidi="en_US"/>
         </w:rPr>
-        <w:t>Luke 1:16</w:t>
+        <w:t>Luke 1:16 (#1)</w:t>
       </w:r>
       <w:r>
         <w:rPr>
@@ -941,70 +941,70 @@
         <w:rPr>
           <w:lang w:val="en_US" w:bidi="en_US"/>
         </w:rPr>
-        <w:t>Luke 1:17</w:t>
-      </w:r>
-      <w:r>
-        <w:rPr>
-          <w:lang w:val="en_US" w:bidi="en_US"/>
-        </w:rPr>
-      </w:r>
-    </w:p>
-    <w:p>
-      <w:pPr/>
-      <w:r>
-        <w:rPr>
-          <w:lang w:val="en_US" w:bidi="en_US"/>
-        </w:rPr>
-      </w:r>
-      <w:r>
-        <w:rPr>
-          <w:b/>
-          <w:lang w:val="en_US" w:bidi="en_US"/>
-        </w:rPr>
-        <w:t>What kind of people would John's deeds make ready?</w:t>
-      </w:r>
-    </w:p>
-    <w:p>
-      <w:pPr/>
-      <w:r>
-        <w:rPr>
-          <w:lang w:val="en_US" w:bidi="en_US"/>
-        </w:rPr>
-      </w:r>
-      <w:r>
-        <w:rPr>
-          <w:lang w:val="en_US" w:bidi="en_US"/>
-        </w:rPr>
-        <w:t>John's deeds would make ready a people prepared for the Lord.</w:t>
-      </w:r>
-      <w:r>
-        <w:rPr>
-          <w:lang w:val="en_US" w:bidi="en_US"/>
-        </w:rPr>
-      </w:r>
-      <w:r>
-        <w:rPr>
-          <w:lang w:val="en_US" w:bidi="en_US"/>
-        </w:rPr>
-      </w:r>
-    </w:p>
-    <w:p>
-      <w:pPr/>
-      <w:r>
-        <w:rPr>
-          <w:lang w:val="en_US" w:bidi="en_US"/>
-        </w:rPr>
-      </w:r>
-    </w:p>
-    <w:p>
-      <w:pPr>
-        <w:pStyle w:val="Heading2"/>
-      </w:pPr>
-      <w:r>
-        <w:rPr>
-          <w:lang w:val="en_US" w:bidi="en_US"/>
-        </w:rPr>
-        <w:t>Luke 1:19</w:t>
+        <w:t>Luke 1:17 (#1)</w:t>
+      </w:r>
+      <w:r>
+        <w:rPr>
+          <w:lang w:val="en_US" w:bidi="en_US"/>
+        </w:rPr>
+      </w:r>
+    </w:p>
+    <w:p>
+      <w:pPr/>
+      <w:r>
+        <w:rPr>
+          <w:lang w:val="en_US" w:bidi="en_US"/>
+        </w:rPr>
+      </w:r>
+      <w:r>
+        <w:rPr>
+          <w:b/>
+          <w:lang w:val="en_US" w:bidi="en_US"/>
+        </w:rPr>
+        <w:t>What kind of people would John’s deeds make ready?</w:t>
+      </w:r>
+    </w:p>
+    <w:p>
+      <w:pPr/>
+      <w:r>
+        <w:rPr>
+          <w:lang w:val="en_US" w:bidi="en_US"/>
+        </w:rPr>
+      </w:r>
+      <w:r>
+        <w:rPr>
+          <w:lang w:val="en_US" w:bidi="en_US"/>
+        </w:rPr>
+        <w:t>John’s deeds would make ready a people prepared for the Lord.</w:t>
+      </w:r>
+      <w:r>
+        <w:rPr>
+          <w:lang w:val="en_US" w:bidi="en_US"/>
+        </w:rPr>
+      </w:r>
+      <w:r>
+        <w:rPr>
+          <w:lang w:val="en_US" w:bidi="en_US"/>
+        </w:rPr>
+      </w:r>
+    </w:p>
+    <w:p>
+      <w:pPr/>
+      <w:r>
+        <w:rPr>
+          <w:lang w:val="en_US" w:bidi="en_US"/>
+        </w:rPr>
+      </w:r>
+    </w:p>
+    <w:p>
+      <w:pPr>
+        <w:pStyle w:val="Heading2"/>
+      </w:pPr>
+      <w:r>
+        <w:rPr>
+          <w:lang w:val="en_US" w:bidi="en_US"/>
+        </w:rPr>
+        <w:t>Luke 1:19 (#1)</w:t>
       </w:r>
       <w:r>
         <w:rPr>
@@ -1067,7 +1067,7 @@
         <w:rPr>
           <w:lang w:val="en_US" w:bidi="en_US"/>
         </w:rPr>
-        <w:t>Luke 1:20</w:t>
+        <w:t>Luke 1:20 (#1)</w:t>
       </w:r>
       <w:r>
         <w:rPr>
@@ -1130,7 +1130,7 @@
         <w:rPr>
           <w:lang w:val="en_US" w:bidi="en_US"/>
         </w:rPr>
-        <w:t>Luke 1:27</w:t>
+        <w:t>Luke 1:27 (#1)</w:t>
       </w:r>
       <w:r>
         <w:rPr>
@@ -1193,7 +1193,7 @@
         <w:rPr>
           <w:lang w:val="en_US" w:bidi="en_US"/>
         </w:rPr>
-        <w:t>Luke 1:31</w:t>
+        <w:t>Luke 1:31 (#1)</w:t>
       </w:r>
       <w:r>
         <w:rPr>
@@ -1256,7 +1256,7 @@
         <w:rPr>
           <w:lang w:val="en_US" w:bidi="en_US"/>
         </w:rPr>
-        <w:t>Luke 1:33</w:t>
+        <w:t>Luke 1:33 (#1)</w:t>
       </w:r>
       <w:r>
         <w:rPr>
@@ -1319,7 +1319,7 @@
         <w:rPr>
           <w:lang w:val="en_US" w:bidi="en_US"/>
         </w:rPr>
-        <w:t>Luke 1:35</w:t>
+        <w:t>Luke 1:35 (#1)</w:t>
       </w:r>
       <w:r>
         <w:rPr>
@@ -1445,7 +1445,7 @@
         <w:rPr>
           <w:lang w:val="en_US" w:bidi="en_US"/>
         </w:rPr>
-        <w:t>Luke 1:37</w:t>
+        <w:t>Luke 1:37 (#1)</w:t>
       </w:r>
       <w:r>
         <w:rPr>
@@ -1508,7 +1508,7 @@
         <w:rPr>
           <w:lang w:val="en_US" w:bidi="en_US"/>
         </w:rPr>
-        <w:t>Luke 1:41</w:t>
+        <w:t>Luke 1:41 (#1)</w:t>
       </w:r>
       <w:r>
         <w:rPr>
@@ -1571,7 +1571,7 @@
         <w:rPr>
           <w:lang w:val="en_US" w:bidi="en_US"/>
         </w:rPr>
-        <w:t>Luke 1:42</w:t>
+        <w:t>Luke 1:42 (#1)</w:t>
       </w:r>
       <w:r>
         <w:rPr>
@@ -1634,7 +1634,7 @@
         <w:rPr>
           <w:lang w:val="en_US" w:bidi="en_US"/>
         </w:rPr>
-        <w:t>Luke 1:54</w:t>
+        <w:t>Luke 1:54 (#1)</w:t>
       </w:r>
       <w:r>
         <w:rPr>
@@ -1697,7 +1697,7 @@
         <w:rPr>
           <w:lang w:val="en_US" w:bidi="en_US"/>
         </w:rPr>
-        <w:t>Luke 1:59</w:t>
+        <w:t>Luke 1:59 (#1)</w:t>
       </w:r>
       <w:r>
         <w:rPr>
@@ -1760,7 +1760,7 @@
         <w:rPr>
           <w:lang w:val="en_US" w:bidi="en_US"/>
         </w:rPr>
-        <w:t>Luke 1:63</w:t>
+        <w:t>Luke 1:63 (#1)</w:t>
       </w:r>
       <w:r>
         <w:rPr>
@@ -1823,7 +1823,7 @@
         <w:rPr>
           <w:lang w:val="en_US" w:bidi="en_US"/>
         </w:rPr>
-        <w:t>Luke 1:64</w:t>
+        <w:t>Luke 1:64 (#1)</w:t>
       </w:r>
       <w:r>
         <w:rPr>
@@ -1886,7 +1886,7 @@
         <w:rPr>
           <w:lang w:val="en_US" w:bidi="en_US"/>
         </w:rPr>
-        <w:t>Luke 1:66</w:t>
+        <w:t>Luke 1:66 (#1)</w:t>
       </w:r>
       <w:r>
         <w:rPr>
@@ -1949,7 +1949,7 @@
         <w:rPr>
           <w:lang w:val="en_US" w:bidi="en_US"/>
         </w:rPr>
-        <w:t>Luke 1:68</w:t>
+        <w:t>Luke 1:68 (#1)</w:t>
       </w:r>
       <w:r>
         <w:rPr>
@@ -2012,7 +2012,7 @@
         <w:rPr>
           <w:lang w:val="en_US" w:bidi="en_US"/>
         </w:rPr>
-        <w:t>Luke 1:77</w:t>
+        <w:t>Luke 1:77 (#1)</w:t>
       </w:r>
       <w:r>
         <w:rPr>
@@ -2075,7 +2075,7 @@
         <w:rPr>
           <w:lang w:val="en_US" w:bidi="en_US"/>
         </w:rPr>
-        <w:t>Luke 1:80</w:t>
+        <w:t>Luke 1:80 (#1)</w:t>
       </w:r>
       <w:r>
         <w:rPr>
@@ -2138,7 +2138,7 @@
         <w:rPr>
           <w:lang w:val="en_US" w:bidi="en_US"/>
         </w:rPr>
-        <w:t>Luke 2:3</w:t>
+        <w:t>Luke 2:3 (#1)</w:t>
       </w:r>
       <w:r>
         <w:rPr>
@@ -2201,7 +2201,7 @@
         <w:rPr>
           <w:lang w:val="en_US" w:bidi="en_US"/>
         </w:rPr>
-        <w:t>Luke 2:4</w:t>
+        <w:t>Luke 2:4 (#1)</w:t>
       </w:r>
       <w:r>
         <w:rPr>
@@ -2264,7 +2264,7 @@
         <w:rPr>
           <w:lang w:val="en_US" w:bidi="en_US"/>
         </w:rPr>
-        <w:t>Luke 2:7</w:t>
+        <w:t>Luke 2:7 (#1)</w:t>
       </w:r>
       <w:r>
         <w:rPr>
@@ -2327,7 +2327,7 @@
         <w:rPr>
           <w:lang w:val="en_US" w:bidi="en_US"/>
         </w:rPr>
-        <w:t>Luke 2:8</w:t>
+        <w:t>Luke 2:8 (#1)</w:t>
       </w:r>
       <w:r>
         <w:rPr>
@@ -2390,7 +2390,7 @@
         <w:rPr>
           <w:lang w:val="en_US" w:bidi="en_US"/>
         </w:rPr>
-        <w:t>Luke 2:9</w:t>
+        <w:t>Luke 2:9 (#1)</w:t>
       </w:r>
       <w:r>
         <w:rPr>
@@ -2453,7 +2453,7 @@
         <w:rPr>
           <w:lang w:val="en_US" w:bidi="en_US"/>
         </w:rPr>
-        <w:t>Luke 2:11</w:t>
+        <w:t>Luke 2:11 (#1)</w:t>
       </w:r>
       <w:r>
         <w:rPr>
@@ -2516,7 +2516,7 @@
         <w:rPr>
           <w:lang w:val="en_US" w:bidi="en_US"/>
         </w:rPr>
-        <w:t>Luke 2:15</w:t>
+        <w:t>Luke 2:15 (#1)</w:t>
       </w:r>
       <w:r>
         <w:rPr>
@@ -2579,7 +2579,7 @@
         <w:rPr>
           <w:lang w:val="en_US" w:bidi="en_US"/>
         </w:rPr>
-        <w:t>Luke 2:16</w:t>
+        <w:t>Luke 2:16 (#1)</w:t>
       </w:r>
       <w:r>
         <w:rPr>
@@ -2642,7 +2642,7 @@
         <w:rPr>
           <w:lang w:val="en_US" w:bidi="en_US"/>
         </w:rPr>
-        <w:t>Luke 2:21</w:t>
+        <w:t>Luke 2:21 (#1)</w:t>
       </w:r>
       <w:r>
         <w:rPr>
@@ -2705,7 +2705,7 @@
         <w:rPr>
           <w:lang w:val="en_US" w:bidi="en_US"/>
         </w:rPr>
-        <w:t>Luke 2:22</w:t>
+        <w:t>Luke 2:22 (#1)</w:t>
       </w:r>
       <w:r>
         <w:rPr>
@@ -2768,7 +2768,7 @@
         <w:rPr>
           <w:lang w:val="en_US" w:bidi="en_US"/>
         </w:rPr>
-        <w:t>Luke 2:26</w:t>
+        <w:t>Luke 2:26 (#1)</w:t>
       </w:r>
       <w:r>
         <w:rPr>
@@ -2831,7 +2831,7 @@
         <w:rPr>
           <w:lang w:val="en_US" w:bidi="en_US"/>
         </w:rPr>
-        <w:t>Luke 2:32</w:t>
+        <w:t>Luke 2:32 (#1)</w:t>
       </w:r>
       <w:r>
         <w:rPr>
@@ -2894,7 +2894,7 @@
         <w:rPr>
           <w:lang w:val="en_US" w:bidi="en_US"/>
         </w:rPr>
-        <w:t>Luke 2:35</w:t>
+        <w:t>Luke 2:35 (#1)</w:t>
       </w:r>
       <w:r>
         <w:rPr>
@@ -2957,7 +2957,7 @@
         <w:rPr>
           <w:lang w:val="en_US" w:bidi="en_US"/>
         </w:rPr>
-        <w:t>Luke 2:38</w:t>
+        <w:t>Luke 2:38 (#1)</w:t>
       </w:r>
       <w:r>
         <w:rPr>
@@ -3020,7 +3020,7 @@
         <w:rPr>
           <w:lang w:val="en_US" w:bidi="en_US"/>
         </w:rPr>
-        <w:t>Luke 2:40</w:t>
+        <w:t>Luke 2:40 (#1)</w:t>
       </w:r>
       <w:r>
         <w:rPr>
@@ -3083,7 +3083,7 @@
         <w:rPr>
           <w:lang w:val="en_US" w:bidi="en_US"/>
         </w:rPr>
-        <w:t>Luke 2:44</w:t>
+        <w:t>Luke 2:44 (#1)</w:t>
       </w:r>
       <w:r>
         <w:rPr>
@@ -3146,7 +3146,7 @@
         <w:rPr>
           <w:lang w:val="en_US" w:bidi="en_US"/>
         </w:rPr>
-        <w:t>Luke 2:46</w:t>
+        <w:t>Luke 2:46 (#1)</w:t>
       </w:r>
       <w:r>
         <w:rPr>
@@ -3209,7 +3209,7 @@
         <w:rPr>
           <w:lang w:val="en_US" w:bidi="en_US"/>
         </w:rPr>
-        <w:t>Luke 2:49</w:t>
+        <w:t>Luke 2:49 (#1)</w:t>
       </w:r>
       <w:r>
         <w:rPr>
@@ -3272,7 +3272,7 @@
         <w:rPr>
           <w:lang w:val="en_US" w:bidi="en_US"/>
         </w:rPr>
-        <w:t>Luke 2:51</w:t>
+        <w:t>Luke 2:51 (#1)</w:t>
       </w:r>
       <w:r>
         <w:rPr>
@@ -3335,7 +3335,7 @@
         <w:rPr>
           <w:lang w:val="en_US" w:bidi="en_US"/>
         </w:rPr>
-        <w:t>Luke 2:52</w:t>
+        <w:t>Luke 2:52 (#1)</w:t>
       </w:r>
       <w:r>
         <w:rPr>
@@ -3398,7 +3398,7 @@
         <w:rPr>
           <w:lang w:val="en_US" w:bidi="en_US"/>
         </w:rPr>
-        <w:t>Luke 3:3</w:t>
+        <w:t>Luke 3:3 (#1)</w:t>
       </w:r>
       <w:r>
         <w:rPr>
@@ -3461,7 +3461,7 @@
         <w:rPr>
           <w:lang w:val="en_US" w:bidi="en_US"/>
         </w:rPr>
-        <w:t>Luke 3:4</w:t>
+        <w:t>Luke 3:4 (#1)</w:t>
       </w:r>
       <w:r>
         <w:rPr>
@@ -3524,7 +3524,7 @@
         <w:rPr>
           <w:lang w:val="en_US" w:bidi="en_US"/>
         </w:rPr>
-        <w:t>Luke 3:8</w:t>
+        <w:t>Luke 3:8 (#1)</w:t>
       </w:r>
       <w:r>
         <w:rPr>
@@ -3587,7 +3587,7 @@
         <w:rPr>
           <w:lang w:val="en_US" w:bidi="en_US"/>
         </w:rPr>
-        <w:t>Luke 3:9</w:t>
+        <w:t>Luke 3:9 (#1)</w:t>
       </w:r>
       <w:r>
         <w:rPr>
@@ -3650,7 +3650,7 @@
         <w:rPr>
           <w:lang w:val="en_US" w:bidi="en_US"/>
         </w:rPr>
-        <w:t>Luke 3:13</w:t>
+        <w:t>Luke 3:13 (#1)</w:t>
       </w:r>
       <w:r>
         <w:rPr>
@@ -3713,7 +3713,7 @@
         <w:rPr>
           <w:lang w:val="en_US" w:bidi="en_US"/>
         </w:rPr>
-        <w:t>Luke 3:16</w:t>
+        <w:t>Luke 3:16 (#1)</w:t>
       </w:r>
       <w:r>
         <w:rPr>
@@ -3776,7 +3776,7 @@
         <w:rPr>
           <w:lang w:val="en_US" w:bidi="en_US"/>
         </w:rPr>
-        <w:t>Luke 3:19</w:t>
+        <w:t>Luke 3:19 (#1)</w:t>
       </w:r>
       <w:r>
         <w:rPr>
@@ -3839,7 +3839,7 @@
         <w:rPr>
           <w:lang w:val="en_US" w:bidi="en_US"/>
         </w:rPr>
-        <w:t>Luke 3:20</w:t>
+        <w:t>Luke 3:20 (#1)</w:t>
       </w:r>
       <w:r>
         <w:rPr>
@@ -3902,7 +3902,7 @@
         <w:rPr>
           <w:lang w:val="en_US" w:bidi="en_US"/>
         </w:rPr>
-        <w:t>Luke 3:21</w:t>
+        <w:t>Luke 3:21 (#1)</w:t>
       </w:r>
       <w:r>
         <w:rPr>
@@ -3965,7 +3965,7 @@
         <w:rPr>
           <w:lang w:val="en_US" w:bidi="en_US"/>
         </w:rPr>
-        <w:t>Luke 3:22</w:t>
+        <w:t>Luke 3:22 (#1)</w:t>
       </w:r>
       <w:r>
         <w:rPr>
@@ -4062,36 +4062,36 @@
         <w:rPr>
           <w:lang w:val="en_US" w:bidi="en_US"/>
         </w:rPr>
-        <w:t>The voice from heaven said, “You are my beloved son. I am very pleased with you”.</w:t>
-      </w:r>
-      <w:r>
-        <w:rPr>
-          <w:lang w:val="en_US" w:bidi="en_US"/>
-        </w:rPr>
-      </w:r>
-      <w:r>
-        <w:rPr>
-          <w:lang w:val="en_US" w:bidi="en_US"/>
-        </w:rPr>
-      </w:r>
-    </w:p>
-    <w:p>
-      <w:pPr/>
-      <w:r>
-        <w:rPr>
-          <w:lang w:val="en_US" w:bidi="en_US"/>
-        </w:rPr>
-      </w:r>
-    </w:p>
-    <w:p>
-      <w:pPr>
-        <w:pStyle w:val="Heading2"/>
-      </w:pPr>
-      <w:r>
-        <w:rPr>
-          <w:lang w:val="en_US" w:bidi="en_US"/>
-        </w:rPr>
-        <w:t>Luke 3:23</w:t>
+        <w:t>The voice from heaven said, “You are my beloved son. I am very pleased with you.”</w:t>
+      </w:r>
+      <w:r>
+        <w:rPr>
+          <w:lang w:val="en_US" w:bidi="en_US"/>
+        </w:rPr>
+      </w:r>
+      <w:r>
+        <w:rPr>
+          <w:lang w:val="en_US" w:bidi="en_US"/>
+        </w:rPr>
+      </w:r>
+    </w:p>
+    <w:p>
+      <w:pPr/>
+      <w:r>
+        <w:rPr>
+          <w:lang w:val="en_US" w:bidi="en_US"/>
+        </w:rPr>
+      </w:r>
+    </w:p>
+    <w:p>
+      <w:pPr>
+        <w:pStyle w:val="Heading2"/>
+      </w:pPr>
+      <w:r>
+        <w:rPr>
+          <w:lang w:val="en_US" w:bidi="en_US"/>
+        </w:rPr>
+        <w:t>Luke 3:23 (#1)</w:t>
       </w:r>
       <w:r>
         <w:rPr>
@@ -4154,7 +4154,7 @@
         <w:rPr>
           <w:lang w:val="en_US" w:bidi="en_US"/>
         </w:rPr>
-        <w:t>Luke 4:1</w:t>
+        <w:t>Luke 4:1 (#1)</w:t>
       </w:r>
       <w:r>
         <w:rPr>
@@ -4217,7 +4217,7 @@
         <w:rPr>
           <w:lang w:val="en_US" w:bidi="en_US"/>
         </w:rPr>
-        <w:t>Luke 4:2</w:t>
+        <w:t>Luke 4:2 (#1)</w:t>
       </w:r>
       <w:r>
         <w:rPr>
@@ -4280,7 +4280,7 @@
         <w:rPr>
           <w:lang w:val="en_US" w:bidi="en_US"/>
         </w:rPr>
-        <w:t>Luke 4:3</w:t>
+        <w:t>Luke 4:3 (#1)</w:t>
       </w:r>
       <w:r>
         <w:rPr>
@@ -4343,7 +4343,7 @@
         <w:rPr>
           <w:lang w:val="en_US" w:bidi="en_US"/>
         </w:rPr>
-        <w:t>Luke 4:4</w:t>
+        <w:t>Luke 4:4 (#1)</w:t>
       </w:r>
       <w:r>
         <w:rPr>
@@ -4406,7 +4406,7 @@
         <w:rPr>
           <w:lang w:val="en_US" w:bidi="en_US"/>
         </w:rPr>
-        <w:t>Luke 4:5</w:t>
+        <w:t>Luke 4:5 (#1)</w:t>
       </w:r>
       <w:r>
         <w:rPr>
@@ -4469,7 +4469,7 @@
         <w:rPr>
           <w:lang w:val="en_US" w:bidi="en_US"/>
         </w:rPr>
-        <w:t>Luke 4:7</w:t>
+        <w:t>Luke 4:7 (#1)</w:t>
       </w:r>
       <w:r>
         <w:rPr>
@@ -4532,7 +4532,7 @@
         <w:rPr>
           <w:lang w:val="en_US" w:bidi="en_US"/>
         </w:rPr>
-        <w:t>Luke 4:8</w:t>
+        <w:t>Luke 4:8 (#1)</w:t>
       </w:r>
       <w:r>
         <w:rPr>
@@ -4595,7 +4595,7 @@
         <w:rPr>
           <w:lang w:val="en_US" w:bidi="en_US"/>
         </w:rPr>
-        <w:t>Luke 4:9</w:t>
+        <w:t>Luke 4:9 (#1)</w:t>
       </w:r>
       <w:r>
         <w:rPr>
@@ -4658,7 +4658,7 @@
         <w:rPr>
           <w:lang w:val="en_US" w:bidi="en_US"/>
         </w:rPr>
-        <w:t>Luke 4:12</w:t>
+        <w:t>Luke 4:12 (#1)</w:t>
       </w:r>
       <w:r>
         <w:rPr>
@@ -4721,7 +4721,7 @@
         <w:rPr>
           <w:lang w:val="en_US" w:bidi="en_US"/>
         </w:rPr>
-        <w:t>Luke 4:13</w:t>
+        <w:t>Luke 4:13 (#1)</w:t>
       </w:r>
       <w:r>
         <w:rPr>
@@ -4784,7 +4784,7 @@
         <w:rPr>
           <w:lang w:val="en_US" w:bidi="en_US"/>
         </w:rPr>
-        <w:t>Luke 4:17</w:t>
+        <w:t>Luke 4:17 (#1)</w:t>
       </w:r>
       <w:r>
         <w:rPr>
@@ -4847,7 +4847,7 @@
         <w:rPr>
           <w:lang w:val="en_US" w:bidi="en_US"/>
         </w:rPr>
-        <w:t>Luke 4:21</w:t>
+        <w:t>Luke 4:21 (#1)</w:t>
       </w:r>
       <w:r>
         <w:rPr>
@@ -4910,7 +4910,7 @@
         <w:rPr>
           <w:lang w:val="en_US" w:bidi="en_US"/>
         </w:rPr>
-        <w:t>Luke 4:24</w:t>
+        <w:t>Luke 4:24 (#1)</w:t>
       </w:r>
       <w:r>
         <w:rPr>
@@ -4973,7 +4973,7 @@
         <w:rPr>
           <w:lang w:val="en_US" w:bidi="en_US"/>
         </w:rPr>
-        <w:t>Luke 4:26</w:t>
+        <w:t>Luke 4:26 (#1)</w:t>
       </w:r>
       <w:r>
         <w:rPr>
@@ -5036,7 +5036,7 @@
         <w:rPr>
           <w:lang w:val="en_US" w:bidi="en_US"/>
         </w:rPr>
-        <w:t>Luke 4:27</w:t>
+        <w:t>Luke 4:27 (#1)</w:t>
       </w:r>
       <w:r>
         <w:rPr>
@@ -5099,7 +5099,7 @@
         <w:rPr>
           <w:lang w:val="en_US" w:bidi="en_US"/>
         </w:rPr>
-        <w:t>Luke 4:28</w:t>
+        <w:t>Luke 4:28 (#1)</w:t>
       </w:r>
       <w:r>
         <w:rPr>
@@ -5162,7 +5162,7 @@
         <w:rPr>
           <w:lang w:val="en_US" w:bidi="en_US"/>
         </w:rPr>
-        <w:t>Luke 4:29</w:t>
+        <w:t>Luke 4:29 (#1)</w:t>
       </w:r>
       <w:r>
         <w:rPr>
@@ -5225,7 +5225,7 @@
         <w:rPr>
           <w:lang w:val="en_US" w:bidi="en_US"/>
         </w:rPr>
-        <w:t>Luke 4:30</w:t>
+        <w:t>Luke 4:30 (#1)</w:t>
       </w:r>
       <w:r>
         <w:rPr>
@@ -5288,7 +5288,7 @@
         <w:rPr>
           <w:lang w:val="en_US" w:bidi="en_US"/>
         </w:rPr>
-        <w:t>Luke 4:34</w:t>
+        <w:t>Luke 4:34 (#1)</w:t>
       </w:r>
       <w:r>
         <w:rPr>
@@ -5351,7 +5351,7 @@
         <w:rPr>
           <w:lang w:val="en_US" w:bidi="en_US"/>
         </w:rPr>
-        <w:t>Luke 4:36</w:t>
+        <w:t>Luke 4:36 (#1)</w:t>
       </w:r>
       <w:r>
         <w:rPr>
@@ -5414,7 +5414,7 @@
         <w:rPr>
           <w:lang w:val="en_US" w:bidi="en_US"/>
         </w:rPr>
-        <w:t>Luke 4:40</w:t>
+        <w:t>Luke 4:40 (#1)</w:t>
       </w:r>
       <w:r>
         <w:rPr>
@@ -5477,7 +5477,7 @@
         <w:rPr>
           <w:lang w:val="en_US" w:bidi="en_US"/>
         </w:rPr>
-        <w:t>Luke 4:41</w:t>
+        <w:t>Luke 4:41 (#1)</w:t>
       </w:r>
       <w:r>
         <w:rPr>
@@ -5540,7 +5540,7 @@
         <w:rPr>
           <w:lang w:val="en_US" w:bidi="en_US"/>
         </w:rPr>
-        <w:t>Luke 4:43</w:t>
+        <w:t>Luke 4:43 (#1)</w:t>
       </w:r>
       <w:r>
         <w:rPr>
@@ -5603,7 +5603,7 @@
         <w:rPr>
           <w:lang w:val="en_US" w:bidi="en_US"/>
         </w:rPr>
-        <w:t>Luke 5:4</w:t>
+        <w:t>Luke 5:4 (#1)</w:t>
       </w:r>
       <w:r>
         <w:rPr>
@@ -5666,7 +5666,7 @@
         <w:rPr>
           <w:lang w:val="en_US" w:bidi="en_US"/>
         </w:rPr>
-        <w:t>Luke 5:5</w:t>
+        <w:t>Luke 5:5 (#1)</w:t>
       </w:r>
       <w:r>
         <w:rPr>
@@ -5729,7 +5729,7 @@
         <w:rPr>
           <w:lang w:val="en_US" w:bidi="en_US"/>
         </w:rPr>
-        <w:t>Luke 5:6</w:t>
+        <w:t>Luke 5:6 (#1)</w:t>
       </w:r>
       <w:r>
         <w:rPr>
@@ -5792,7 +5792,7 @@
         <w:rPr>
           <w:lang w:val="en_US" w:bidi="en_US"/>
         </w:rPr>
-        <w:t>Luke 5:8</w:t>
+        <w:t>Luke 5:8 (#1)</w:t>
       </w:r>
       <w:r>
         <w:rPr>
@@ -5855,7 +5855,7 @@
         <w:rPr>
           <w:lang w:val="en_US" w:bidi="en_US"/>
         </w:rPr>
-        <w:t>Luke 5:10</w:t>
+        <w:t>Luke 5:10 (#1)</w:t>
       </w:r>
       <w:r>
         <w:rPr>
@@ -5918,7 +5918,7 @@
         <w:rPr>
           <w:lang w:val="en_US" w:bidi="en_US"/>
         </w:rPr>
-        <w:t>Luke 5:15</w:t>
+        <w:t>Luke 5:15 (#1)</w:t>
       </w:r>
       <w:r>
         <w:rPr>
@@ -5981,7 +5981,7 @@
         <w:rPr>
           <w:lang w:val="en_US" w:bidi="en_US"/>
         </w:rPr>
-        <w:t>Luke 5:20</w:t>
+        <w:t>Luke 5:20 (#1)</w:t>
       </w:r>
       <w:r>
         <w:rPr>
@@ -6044,7 +6044,7 @@
         <w:rPr>
           <w:lang w:val="en_US" w:bidi="en_US"/>
         </w:rPr>
-        <w:t>Luke 5:21</w:t>
+        <w:t>Luke 5:21 (#1)</w:t>
       </w:r>
       <w:r>
         <w:rPr>
@@ -6107,7 +6107,7 @@
         <w:rPr>
           <w:lang w:val="en_US" w:bidi="en_US"/>
         </w:rPr>
-        <w:t>Luke 5:24</w:t>
+        <w:t>Luke 5:24 (#1)</w:t>
       </w:r>
       <w:r>
         <w:rPr>
@@ -6170,7 +6170,7 @@
         <w:rPr>
           <w:lang w:val="en_US" w:bidi="en_US"/>
         </w:rPr>
-        <w:t>Luke 5:32</w:t>
+        <w:t>Luke 5:32 (#1)</w:t>
       </w:r>
       <w:r>
         <w:rPr>
@@ -6233,7 +6233,7 @@
         <w:rPr>
           <w:lang w:val="en_US" w:bidi="en_US"/>
         </w:rPr>
-        <w:t>Luke 5:35</w:t>
+        <w:t>Luke 5:35 (#1)</w:t>
       </w:r>
       <w:r>
         <w:rPr>
@@ -6296,7 +6296,7 @@
         <w:rPr>
           <w:lang w:val="en_US" w:bidi="en_US"/>
         </w:rPr>
-        <w:t>Luke 5:36</w:t>
+        <w:t>Luke 5:36 (#1)</w:t>
       </w:r>
       <w:r>
         <w:rPr>
@@ -6359,7 +6359,7 @@
         <w:rPr>
           <w:lang w:val="en_US" w:bidi="en_US"/>
         </w:rPr>
-        <w:t>Luke 5:37</w:t>
+        <w:t>Luke 5:37 (#1)</w:t>
       </w:r>
       <w:r>
         <w:rPr>
@@ -6422,7 +6422,7 @@
         <w:rPr>
           <w:lang w:val="en_US" w:bidi="en_US"/>
         </w:rPr>
-        <w:t>Luke 5:38</w:t>
+        <w:t>Luke 5:38 (#1)</w:t>
       </w:r>
       <w:r>
         <w:rPr>
@@ -6485,7 +6485,7 @@
         <w:rPr>
           <w:lang w:val="en_US" w:bidi="en_US"/>
         </w:rPr>
-        <w:t>Luke 6:1</w:t>
+        <w:t>Luke 6:1 (#1)</w:t>
       </w:r>
       <w:r>
         <w:rPr>
@@ -6548,7 +6548,7 @@
         <w:rPr>
           <w:lang w:val="en_US" w:bidi="en_US"/>
         </w:rPr>
-        <w:t>Luke 6:5</w:t>
+        <w:t>Luke 6:5 (#1)</w:t>
       </w:r>
       <w:r>
         <w:rPr>
@@ -6611,7 +6611,7 @@
         <w:rPr>
           <w:lang w:val="en_US" w:bidi="en_US"/>
         </w:rPr>
-        <w:t>Luke 6:11</w:t>
+        <w:t>Luke 6:11 (#1)</w:t>
       </w:r>
       <w:r>
         <w:rPr>
@@ -6674,7 +6674,7 @@
         <w:rPr>
           <w:lang w:val="en_US" w:bidi="en_US"/>
         </w:rPr>
-        <w:t>Luke 6:13</w:t>
+        <w:t>Luke 6:13 (#1)</w:t>
       </w:r>
       <w:r>
         <w:rPr>
@@ -6737,7 +6737,7 @@
         <w:rPr>
           <w:lang w:val="en_US" w:bidi="en_US"/>
         </w:rPr>
-        <w:t>Luke 6:20</w:t>
+        <w:t>Luke 6:20 (#1)</w:t>
       </w:r>
       <w:r>
         <w:rPr>
@@ -6800,7 +6800,7 @@
         <w:rPr>
           <w:lang w:val="en_US" w:bidi="en_US"/>
         </w:rPr>
-        <w:t>Luke 6:21</w:t>
+        <w:t>Luke 6:21 (#1)</w:t>
       </w:r>
       <w:r>
         <w:rPr>
@@ -6863,7 +6863,7 @@
         <w:rPr>
           <w:lang w:val="en_US" w:bidi="en_US"/>
         </w:rPr>
-        <w:t>Luke 6:22</w:t>
+        <w:t>Luke 6:22 (#1)</w:t>
       </w:r>
       <w:r>
         <w:rPr>
@@ -6926,7 +6926,7 @@
         <w:rPr>
           <w:lang w:val="en_US" w:bidi="en_US"/>
         </w:rPr>
-        <w:t>Luke 6:23</w:t>
+        <w:t>Luke 6:23 (#1)</w:t>
       </w:r>
       <w:r>
         <w:rPr>
@@ -6989,7 +6989,7 @@
         <w:rPr>
           <w:lang w:val="en_US" w:bidi="en_US"/>
         </w:rPr>
-        <w:t>Luke 6:27</w:t>
+        <w:t>Luke 6:27 (#1)</w:t>
       </w:r>
       <w:r>
         <w:rPr>
@@ -7052,7 +7052,7 @@
         <w:rPr>
           <w:lang w:val="en_US" w:bidi="en_US"/>
         </w:rPr>
-        <w:t>Luke 6:35</w:t>
+        <w:t>Luke 6:35 (#1)</w:t>
       </w:r>
       <w:r>
         <w:rPr>
@@ -7115,7 +7115,7 @@
         <w:rPr>
           <w:lang w:val="en_US" w:bidi="en_US"/>
         </w:rPr>
-        <w:t>Luke 6:42</w:t>
+        <w:t>Luke 6:42 (#1)</w:t>
       </w:r>
       <w:r>
         <w:rPr>
@@ -7178,7 +7178,70 @@
         <w:rPr>
           <w:lang w:val="en_US" w:bidi="en_US"/>
         </w:rPr>
-        <w:t>Luke 6:45</w:t>
+        <w:t>Luke 6:45 (#2)</w:t>
+      </w:r>
+      <w:r>
+        <w:rPr>
+          <w:lang w:val="en_US" w:bidi="en_US"/>
+        </w:rPr>
+      </w:r>
+    </w:p>
+    <w:p>
+      <w:pPr/>
+      <w:r>
+        <w:rPr>
+          <w:lang w:val="en_US" w:bidi="en_US"/>
+        </w:rPr>
+      </w:r>
+      <w:r>
+        <w:rPr>
+          <w:b/>
+          <w:lang w:val="en_US" w:bidi="en_US"/>
+        </w:rPr>
+        <w:t>What does an evil man produce?</w:t>
+      </w:r>
+    </w:p>
+    <w:p>
+      <w:pPr/>
+      <w:r>
+        <w:rPr>
+          <w:lang w:val="en_US" w:bidi="en_US"/>
+        </w:rPr>
+      </w:r>
+      <w:r>
+        <w:rPr>
+          <w:lang w:val="en_US" w:bidi="en_US"/>
+        </w:rPr>
+        <w:t>An evil man produces what is evil.</w:t>
+      </w:r>
+      <w:r>
+        <w:rPr>
+          <w:lang w:val="en_US" w:bidi="en_US"/>
+        </w:rPr>
+      </w:r>
+      <w:r>
+        <w:rPr>
+          <w:lang w:val="en_US" w:bidi="en_US"/>
+        </w:rPr>
+      </w:r>
+    </w:p>
+    <w:p>
+      <w:pPr/>
+      <w:r>
+        <w:rPr>
+          <w:lang w:val="en_US" w:bidi="en_US"/>
+        </w:rPr>
+      </w:r>
+    </w:p>
+    <w:p>
+      <w:pPr>
+        <w:pStyle w:val="Heading2"/>
+      </w:pPr>
+      <w:r>
+        <w:rPr>
+          <w:lang w:val="en_US" w:bidi="en_US"/>
+        </w:rPr>
+        <w:t>Luke 6:45 (#1)</w:t>
       </w:r>
       <w:r>
         <w:rPr>
@@ -7241,70 +7304,7 @@
         <w:rPr>
           <w:lang w:val="en_US" w:bidi="en_US"/>
         </w:rPr>
-        <w:t>Luke 6:45 (#2)</w:t>
-      </w:r>
-      <w:r>
-        <w:rPr>
-          <w:lang w:val="en_US" w:bidi="en_US"/>
-        </w:rPr>
-      </w:r>
-    </w:p>
-    <w:p>
-      <w:pPr/>
-      <w:r>
-        <w:rPr>
-          <w:lang w:val="en_US" w:bidi="en_US"/>
-        </w:rPr>
-      </w:r>
-      <w:r>
-        <w:rPr>
-          <w:b/>
-          <w:lang w:val="en_US" w:bidi="en_US"/>
-        </w:rPr>
-        <w:t>What does an evil man produce?</w:t>
-      </w:r>
-    </w:p>
-    <w:p>
-      <w:pPr/>
-      <w:r>
-        <w:rPr>
-          <w:lang w:val="en_US" w:bidi="en_US"/>
-        </w:rPr>
-      </w:r>
-      <w:r>
-        <w:rPr>
-          <w:lang w:val="en_US" w:bidi="en_US"/>
-        </w:rPr>
-        <w:t>An evil man produces what is evil.</w:t>
-      </w:r>
-      <w:r>
-        <w:rPr>
-          <w:lang w:val="en_US" w:bidi="en_US"/>
-        </w:rPr>
-      </w:r>
-      <w:r>
-        <w:rPr>
-          <w:lang w:val="en_US" w:bidi="en_US"/>
-        </w:rPr>
-      </w:r>
-    </w:p>
-    <w:p>
-      <w:pPr/>
-      <w:r>
-        <w:rPr>
-          <w:lang w:val="en_US" w:bidi="en_US"/>
-        </w:rPr>
-      </w:r>
-    </w:p>
-    <w:p>
-      <w:pPr>
-        <w:pStyle w:val="Heading2"/>
-      </w:pPr>
-      <w:r>
-        <w:rPr>
-          <w:lang w:val="en_US" w:bidi="en_US"/>
-        </w:rPr>
-        <w:t>Luke 6:47–48</w:t>
+        <w:t>Luke 6:47 (#1)</w:t>
       </w:r>
       <w:r>
         <w:rPr>
@@ -7340,46 +7340,34 @@
         </w:rPr>
         <w:t>He is like a man who builds a house on the solid rock, so that his house survives the flood.</w:t>
       </w:r>
-      <w:hyperlink r:id="rId13">
-        <w:r>
-          <w:rPr>
-            <w:lang w:val="en_US" w:bidi="en_US"/>
-          </w:rPr>
-          <w:rPr>
-            <w:color w:val="0000EE"/>
-            <w:u w:val="single"/>
-          </w:rPr>
-          <w:t xml:space="preserve"> </w:t>
-        </w:r>
-      </w:hyperlink>
-      <w:r>
-        <w:rPr>
-          <w:lang w:val="en_US" w:bidi="en_US"/>
-        </w:rPr>
-      </w:r>
-      <w:r>
-        <w:rPr>
-          <w:lang w:val="en_US" w:bidi="en_US"/>
-        </w:rPr>
-      </w:r>
-    </w:p>
-    <w:p>
-      <w:pPr/>
-      <w:r>
-        <w:rPr>
-          <w:lang w:val="en_US" w:bidi="en_US"/>
-        </w:rPr>
-      </w:r>
-    </w:p>
-    <w:p>
-      <w:pPr>
-        <w:pStyle w:val="Heading2"/>
-      </w:pPr>
-      <w:r>
-        <w:rPr>
-          <w:lang w:val="en_US" w:bidi="en_US"/>
-        </w:rPr>
-        <w:t>Luke 6:49</w:t>
+      <w:r>
+        <w:rPr>
+          <w:lang w:val="en_US" w:bidi="en_US"/>
+        </w:rPr>
+      </w:r>
+      <w:r>
+        <w:rPr>
+          <w:lang w:val="en_US" w:bidi="en_US"/>
+        </w:rPr>
+      </w:r>
+    </w:p>
+    <w:p>
+      <w:pPr/>
+      <w:r>
+        <w:rPr>
+          <w:lang w:val="en_US" w:bidi="en_US"/>
+        </w:rPr>
+      </w:r>
+    </w:p>
+    <w:p>
+      <w:pPr>
+        <w:pStyle w:val="Heading2"/>
+      </w:pPr>
+      <w:r>
+        <w:rPr>
+          <w:lang w:val="en_US" w:bidi="en_US"/>
+        </w:rPr>
+        <w:t>Luke 6:49 (#1)</w:t>
       </w:r>
       <w:r>
         <w:rPr>
@@ -7442,7 +7430,7 @@
         <w:rPr>
           <w:lang w:val="en_US" w:bidi="en_US"/>
         </w:rPr>
-        <w:t>Luke 7:3</w:t>
+        <w:t>Luke 7:3 (#1)</w:t>
       </w:r>
       <w:r>
         <w:rPr>
@@ -7505,7 +7493,7 @@
         <w:rPr>
           <w:lang w:val="en_US" w:bidi="en_US"/>
         </w:rPr>
-        <w:t>Luke 7:6</w:t>
+        <w:t>Luke 7:6 (#1)</w:t>
       </w:r>
       <w:r>
         <w:rPr>
@@ -7568,7 +7556,7 @@
         <w:rPr>
           <w:lang w:val="en_US" w:bidi="en_US"/>
         </w:rPr>
-        <w:t>Luke 7:7</w:t>
+        <w:t>Luke 7:7 (#1)</w:t>
       </w:r>
       <w:r>
         <w:rPr>
@@ -7631,7 +7619,7 @@
         <w:rPr>
           <w:lang w:val="en_US" w:bidi="en_US"/>
         </w:rPr>
-        <w:t>Luke 7:9</w:t>
+        <w:t>Luke 7:9 (#1)</w:t>
       </w:r>
       <w:r>
         <w:rPr>
@@ -7694,7 +7682,7 @@
         <w:rPr>
           <w:lang w:val="en_US" w:bidi="en_US"/>
         </w:rPr>
-        <w:t>Luke 7:13</w:t>
+        <w:t>Luke 7:13 (#1)</w:t>
       </w:r>
       <w:r>
         <w:rPr>
@@ -7757,7 +7745,7 @@
         <w:rPr>
           <w:lang w:val="en_US" w:bidi="en_US"/>
         </w:rPr>
-        <w:t>Luke 7:16</w:t>
+        <w:t>Luke 7:16 (#1)</w:t>
       </w:r>
       <w:r>
         <w:rPr>
@@ -7820,7 +7808,7 @@
         <w:rPr>
           <w:lang w:val="en_US" w:bidi="en_US"/>
         </w:rPr>
-        <w:t>Luke 7:22</w:t>
+        <w:t>Luke 7:22 (#1)</w:t>
       </w:r>
       <w:r>
         <w:rPr>
@@ -7883,7 +7871,7 @@
         <w:rPr>
           <w:lang w:val="en_US" w:bidi="en_US"/>
         </w:rPr>
-        <w:t>Luke 7:26</w:t>
+        <w:t>Luke 7:26 (#1)</w:t>
       </w:r>
       <w:r>
         <w:rPr>
@@ -7946,7 +7934,7 @@
         <w:rPr>
           <w:lang w:val="en_US" w:bidi="en_US"/>
         </w:rPr>
-        <w:t>Luke 7:30</w:t>
+        <w:t>Luke 7:30 (#1)</w:t>
       </w:r>
       <w:r>
         <w:rPr>
@@ -8009,7 +7997,7 @@
         <w:rPr>
           <w:lang w:val="en_US" w:bidi="en_US"/>
         </w:rPr>
-        <w:t>Luke 7:33</w:t>
+        <w:t>Luke 7:33 (#1)</w:t>
       </w:r>
       <w:r>
         <w:rPr>
@@ -8072,7 +8060,7 @@
         <w:rPr>
           <w:lang w:val="en_US" w:bidi="en_US"/>
         </w:rPr>
-        <w:t>Luke 7:34</w:t>
+        <w:t>Luke 7:34 (#1)</w:t>
       </w:r>
       <w:r>
         <w:rPr>
@@ -8135,7 +8123,7 @@
         <w:rPr>
           <w:lang w:val="en_US" w:bidi="en_US"/>
         </w:rPr>
-        <w:t>Luke 7:38</w:t>
+        <w:t>Luke 7:38 (#1)</w:t>
       </w:r>
       <w:r>
         <w:rPr>
@@ -8198,7 +8186,7 @@
         <w:rPr>
           <w:lang w:val="en_US" w:bidi="en_US"/>
         </w:rPr>
-        <w:t>Luke 7:47</w:t>
+        <w:t>Luke 7:47 (#1)</w:t>
       </w:r>
       <w:r>
         <w:rPr>
@@ -8261,7 +8249,7 @@
         <w:rPr>
           <w:lang w:val="en_US" w:bidi="en_US"/>
         </w:rPr>
-        <w:t>Luke 7:49</w:t>
+        <w:t>Luke 7:49 (#1)</w:t>
       </w:r>
       <w:r>
         <w:rPr>
@@ -8324,7 +8312,7 @@
         <w:rPr>
           <w:lang w:val="en_US" w:bidi="en_US"/>
         </w:rPr>
-        <w:t>Luke 8:3</w:t>
+        <w:t>Luke 8:3 (#1)</w:t>
       </w:r>
       <w:r>
         <w:rPr>
@@ -8387,7 +8375,7 @@
         <w:rPr>
           <w:lang w:val="en_US" w:bidi="en_US"/>
         </w:rPr>
-        <w:t>Luke 8:11</w:t>
+        <w:t>Luke 8:11 (#1)</w:t>
       </w:r>
       <w:r>
         <w:rPr>
@@ -8450,7 +8438,7 @@
         <w:rPr>
           <w:lang w:val="en_US" w:bidi="en_US"/>
         </w:rPr>
-        <w:t>Luke 8:12</w:t>
+        <w:t>Luke 8:12 (#1)</w:t>
       </w:r>
       <w:r>
         <w:rPr>
@@ -8513,7 +8501,7 @@
         <w:rPr>
           <w:lang w:val="en_US" w:bidi="en_US"/>
         </w:rPr>
-        <w:t>Luke 8:13</w:t>
+        <w:t>Luke 8:13 (#1)</w:t>
       </w:r>
       <w:r>
         <w:rPr>
@@ -8576,7 +8564,7 @@
         <w:rPr>
           <w:lang w:val="en_US" w:bidi="en_US"/>
         </w:rPr>
-        <w:t>Luke 8:14</w:t>
+        <w:t>Luke 8:14 (#1)</w:t>
       </w:r>
       <w:r>
         <w:rPr>
@@ -8639,7 +8627,7 @@
         <w:rPr>
           <w:lang w:val="en_US" w:bidi="en_US"/>
         </w:rPr>
-        <w:t>Luke 8:15</w:t>
+        <w:t>Luke 8:15 (#1)</w:t>
       </w:r>
       <w:r>
         <w:rPr>
@@ -8702,7 +8690,7 @@
         <w:rPr>
           <w:lang w:val="en_US" w:bidi="en_US"/>
         </w:rPr>
-        <w:t>Luke 8:21</w:t>
+        <w:t>Luke 8:21 (#1)</w:t>
       </w:r>
       <w:r>
         <w:rPr>
@@ -8765,7 +8753,7 @@
         <w:rPr>
           <w:lang w:val="en_US" w:bidi="en_US"/>
         </w:rPr>
-        <w:t>Luke 8:25</w:t>
+        <w:t>Luke 8:25 (#1)</w:t>
       </w:r>
       <w:r>
         <w:rPr>
@@ -8828,7 +8816,7 @@
         <w:rPr>
           <w:lang w:val="en_US" w:bidi="en_US"/>
         </w:rPr>
-        <w:t>Luke 8:29</w:t>
+        <w:t>Luke 8:29 (#1)</w:t>
       </w:r>
       <w:r>
         <w:rPr>
@@ -8891,7 +8879,7 @@
         <w:rPr>
           <w:lang w:val="en_US" w:bidi="en_US"/>
         </w:rPr>
-        <w:t>Luke 8:33</w:t>
+        <w:t>Luke 8:33 (#1)</w:t>
       </w:r>
       <w:r>
         <w:rPr>
@@ -8954,7 +8942,7 @@
         <w:rPr>
           <w:lang w:val="en_US" w:bidi="en_US"/>
         </w:rPr>
-        <w:t>Luke 8:39</w:t>
+        <w:t>Luke 8:39 (#1)</w:t>
       </w:r>
       <w:r>
         <w:rPr>
@@ -9017,7 +9005,7 @@
         <w:rPr>
           <w:lang w:val="en_US" w:bidi="en_US"/>
         </w:rPr>
-        <w:t>Luke 8:48</w:t>
+        <w:t>Luke 8:48 (#1)</w:t>
       </w:r>
       <w:r>
         <w:rPr>
@@ -9080,7 +9068,7 @@
         <w:rPr>
           <w:lang w:val="en_US" w:bidi="en_US"/>
         </w:rPr>
-        <w:t>Luke 8:55</w:t>
+        <w:t>Luke 8:55 (#1)</w:t>
       </w:r>
       <w:r>
         <w:rPr>
@@ -9143,7 +9131,7 @@
         <w:rPr>
           <w:lang w:val="en_US" w:bidi="en_US"/>
         </w:rPr>
-        <w:t>Luke 9:2</w:t>
+        <w:t>Luke 9:2 (#1)</w:t>
       </w:r>
       <w:r>
         <w:rPr>
@@ -9206,7 +9194,7 @@
         <w:rPr>
           <w:lang w:val="en_US" w:bidi="en_US"/>
         </w:rPr>
-        <w:t>Luke 9:7</w:t>
+        <w:t>Luke 9:7 (#1)</w:t>
       </w:r>
       <w:r>
         <w:rPr>
@@ -9269,7 +9257,7 @@
         <w:rPr>
           <w:lang w:val="en_US" w:bidi="en_US"/>
         </w:rPr>
-        <w:t>Luke 9:8</w:t>
+        <w:t>Luke 9:8 (#1)</w:t>
       </w:r>
       <w:r>
         <w:rPr>
@@ -9332,7 +9320,7 @@
         <w:rPr>
           <w:lang w:val="en_US" w:bidi="en_US"/>
         </w:rPr>
-        <w:t>Luke 9:13</w:t>
+        <w:t>Luke 9:13 (#1)</w:t>
       </w:r>
       <w:r>
         <w:rPr>
@@ -9395,7 +9383,7 @@
         <w:rPr>
           <w:lang w:val="en_US" w:bidi="en_US"/>
         </w:rPr>
-        <w:t>Luke 9:14</w:t>
+        <w:t>Luke 9:14 (#1)</w:t>
       </w:r>
       <w:r>
         <w:rPr>
@@ -9458,7 +9446,7 @@
         <w:rPr>
           <w:lang w:val="en_US" w:bidi="en_US"/>
         </w:rPr>
-        <w:t>Luke 9:16</w:t>
+        <w:t>Luke 9:16 (#1)</w:t>
       </w:r>
       <w:r>
         <w:rPr>
@@ -9521,7 +9509,7 @@
         <w:rPr>
           <w:lang w:val="en_US" w:bidi="en_US"/>
         </w:rPr>
-        <w:t>Luke 9:17</w:t>
+        <w:t>Luke 9:17 (#1)</w:t>
       </w:r>
       <w:r>
         <w:rPr>
@@ -9584,7 +9572,7 @@
         <w:rPr>
           <w:lang w:val="en_US" w:bidi="en_US"/>
         </w:rPr>
-        <w:t>Luke 9:20</w:t>
+        <w:t>Luke 9:20 (#1)</w:t>
       </w:r>
       <w:r>
         <w:rPr>
@@ -9647,7 +9635,7 @@
         <w:rPr>
           <w:lang w:val="en_US" w:bidi="en_US"/>
         </w:rPr>
-        <w:t>Luke 9:23</w:t>
+        <w:t>Luke 9:23 (#1)</w:t>
       </w:r>
       <w:r>
         <w:rPr>
@@ -9710,7 +9698,7 @@
         <w:rPr>
           <w:lang w:val="en_US" w:bidi="en_US"/>
         </w:rPr>
-        <w:t>Luke 9:29</w:t>
+        <w:t>Luke 9:29 (#1)</w:t>
       </w:r>
       <w:r>
         <w:rPr>
@@ -9773,7 +9761,7 @@
         <w:rPr>
           <w:lang w:val="en_US" w:bidi="en_US"/>
         </w:rPr>
-        <w:t>Luke 9:30</w:t>
+        <w:t>Luke 9:30 (#1)</w:t>
       </w:r>
       <w:r>
         <w:rPr>
@@ -9836,7 +9824,7 @@
         <w:rPr>
           <w:lang w:val="en_US" w:bidi="en_US"/>
         </w:rPr>
-        <w:t>Luke 9:35</w:t>
+        <w:t>Luke 9:35 (#1)</w:t>
       </w:r>
       <w:r>
         <w:rPr>
@@ -9899,7 +9887,7 @@
         <w:rPr>
           <w:lang w:val="en_US" w:bidi="en_US"/>
         </w:rPr>
-        <w:t>Luke 9:39</w:t>
+        <w:t>Luke 9:39 (#1)</w:t>
       </w:r>
       <w:r>
         <w:rPr>
@@ -9962,7 +9950,7 @@
         <w:rPr>
           <w:lang w:val="en_US" w:bidi="en_US"/>
         </w:rPr>
-        <w:t>Luke 9:44</w:t>
+        <w:t>Luke 9:44 (#1)</w:t>
       </w:r>
       <w:r>
         <w:rPr>
@@ -10025,7 +10013,7 @@
         <w:rPr>
           <w:lang w:val="en_US" w:bidi="en_US"/>
         </w:rPr>
-        <w:t>Luke 9:48</w:t>
+        <w:t>Luke 9:48 (#1)</w:t>
       </w:r>
       <w:r>
         <w:rPr>
@@ -10088,7 +10076,7 @@
         <w:rPr>
           <w:lang w:val="en_US" w:bidi="en_US"/>
         </w:rPr>
-        <w:t>Luke 9:51</w:t>
+        <w:t>Luke 9:51 (#1)</w:t>
       </w:r>
       <w:r>
         <w:rPr>
@@ -10151,27 +10139,27 @@
         <w:rPr>
           <w:lang w:val="en_US" w:bidi="en_US"/>
         </w:rPr>
-        <w:t>Luke 9:62</w:t>
-      </w:r>
-      <w:r>
-        <w:rPr>
-          <w:lang w:val="en_US" w:bidi="en_US"/>
-        </w:rPr>
-      </w:r>
-    </w:p>
-    <w:p>
-      <w:pPr/>
-      <w:r>
-        <w:rPr>
-          <w:lang w:val="en_US" w:bidi="en_US"/>
-        </w:rPr>
-      </w:r>
-      <w:r>
-        <w:rPr>
-          <w:b/>
-          <w:lang w:val="en_US" w:bidi="en_US"/>
-        </w:rPr>
-        <w:t>To be fit for the kingdom of God, what must a person not do once he has “put his hand to the plow?”</w:t>
+        <w:t>Luke 9:62 (#1)</w:t>
+      </w:r>
+      <w:r>
+        <w:rPr>
+          <w:lang w:val="en_US" w:bidi="en_US"/>
+        </w:rPr>
+      </w:r>
+    </w:p>
+    <w:p>
+      <w:pPr/>
+      <w:r>
+        <w:rPr>
+          <w:lang w:val="en_US" w:bidi="en_US"/>
+        </w:rPr>
+      </w:r>
+      <w:r>
+        <w:rPr>
+          <w:b/>
+          <w:lang w:val="en_US" w:bidi="en_US"/>
+        </w:rPr>
+        <w:t>To be fit for the kingdom of God, what must a person not do once he has “put his hand to the plow”?</w:t>
       </w:r>
     </w:p>
     <w:p>
@@ -10214,7 +10202,7 @@
         <w:rPr>
           <w:lang w:val="en_US" w:bidi="en_US"/>
         </w:rPr>
-        <w:t>Luke 10:4</w:t>
+        <w:t>Luke 10:4 (#1)</w:t>
       </w:r>
       <w:r>
         <w:rPr>
@@ -10277,7 +10265,7 @@
         <w:rPr>
           <w:lang w:val="en_US" w:bidi="en_US"/>
         </w:rPr>
-        <w:t>Luke 10:9</w:t>
+        <w:t>Luke 10:9 (#1)</w:t>
       </w:r>
       <w:r>
         <w:rPr>
@@ -10340,7 +10328,7 @@
         <w:rPr>
           <w:lang w:val="en_US" w:bidi="en_US"/>
         </w:rPr>
-        <w:t>Luke 10:12</w:t>
+        <w:t>Luke 10:12 (#1)</w:t>
       </w:r>
       <w:r>
         <w:rPr>
@@ -10403,7 +10391,7 @@
         <w:rPr>
           <w:lang w:val="en_US" w:bidi="en_US"/>
         </w:rPr>
-        <w:t>Luke 10:20</w:t>
+        <w:t>Luke 10:20 (#1)</w:t>
       </w:r>
       <w:r>
         <w:rPr>
@@ -10466,7 +10454,7 @@
         <w:rPr>
           <w:lang w:val="en_US" w:bidi="en_US"/>
         </w:rPr>
-        <w:t>Luke 10:21</w:t>
+        <w:t>Luke 10:21 (#1)</w:t>
       </w:r>
       <w:r>
         <w:rPr>
@@ -10529,7 +10517,7 @@
         <w:rPr>
           <w:lang w:val="en_US" w:bidi="en_US"/>
         </w:rPr>
-        <w:t>Luke 10:27</w:t>
+        <w:t>Luke 10:27 (#1)</w:t>
       </w:r>
       <w:r>
         <w:rPr>
@@ -10592,7 +10580,7 @@
         <w:rPr>
           <w:lang w:val="en_US" w:bidi="en_US"/>
         </w:rPr>
-        <w:t>Luke 10:31</w:t>
+        <w:t>Luke 10:31 (#1)</w:t>
       </w:r>
       <w:r>
         <w:rPr>
@@ -10655,7 +10643,7 @@
         <w:rPr>
           <w:lang w:val="en_US" w:bidi="en_US"/>
         </w:rPr>
-        <w:t>Luke 10:32</w:t>
+        <w:t>Luke 10:32 (#1)</w:t>
       </w:r>
       <w:r>
         <w:rPr>
@@ -10718,7 +10706,7 @@
         <w:rPr>
           <w:lang w:val="en_US" w:bidi="en_US"/>
         </w:rPr>
-        <w:t>Luke 10:34</w:t>
+        <w:t>Luke 10:34 (#1)</w:t>
       </w:r>
       <w:r>
         <w:rPr>
@@ -10781,7 +10769,7 @@
         <w:rPr>
           <w:lang w:val="en_US" w:bidi="en_US"/>
         </w:rPr>
-        <w:t>Luke 10:37</w:t>
+        <w:t>Luke 10:37 (#1)</w:t>
       </w:r>
       <w:r>
         <w:rPr>
@@ -10844,7 +10832,7 @@
         <w:rPr>
           <w:lang w:val="en_US" w:bidi="en_US"/>
         </w:rPr>
-        <w:t>Luke 10:39</w:t>
+        <w:t>Luke 10:39 (#1)</w:t>
       </w:r>
       <w:r>
         <w:rPr>
@@ -10907,7 +10895,7 @@
         <w:rPr>
           <w:lang w:val="en_US" w:bidi="en_US"/>
         </w:rPr>
-        <w:t>Luke 10:40</w:t>
+        <w:t>Luke 10:40 (#1)</w:t>
       </w:r>
       <w:r>
         <w:rPr>
@@ -10970,7 +10958,7 @@
         <w:rPr>
           <w:lang w:val="en_US" w:bidi="en_US"/>
         </w:rPr>
-        <w:t>Luke 10:42</w:t>
+        <w:t>Luke 10:42 (#1)</w:t>
       </w:r>
       <w:r>
         <w:rPr>
@@ -11033,7 +11021,7 @@
         <w:rPr>
           <w:lang w:val="en_US" w:bidi="en_US"/>
         </w:rPr>
-        <w:t>Luke 11:3</w:t>
+        <w:t>Luke 11:3 (#1)</w:t>
       </w:r>
       <w:r>
         <w:rPr>
@@ -11096,7 +11084,7 @@
         <w:rPr>
           <w:lang w:val="en_US" w:bidi="en_US"/>
         </w:rPr>
-        <w:t>Luke 11:4</w:t>
+        <w:t>Luke 11:4 (#1)</w:t>
       </w:r>
       <w:r>
         <w:rPr>
@@ -11159,7 +11147,7 @@
         <w:rPr>
           <w:lang w:val="en_US" w:bidi="en_US"/>
         </w:rPr>
-        <w:t>Luke 11:8</w:t>
+        <w:t>Luke 11:8 (#1)</w:t>
       </w:r>
       <w:r>
         <w:rPr>
@@ -11222,7 +11210,7 @@
         <w:rPr>
           <w:lang w:val="en_US" w:bidi="en_US"/>
         </w:rPr>
-        <w:t>Luke 11:13</w:t>
+        <w:t>Luke 11:13 (#1)</w:t>
       </w:r>
       <w:r>
         <w:rPr>
@@ -11285,7 +11273,7 @@
         <w:rPr>
           <w:lang w:val="en_US" w:bidi="en_US"/>
         </w:rPr>
-        <w:t>Luke 11:15</w:t>
+        <w:t>Luke 11:15 (#1)</w:t>
       </w:r>
       <w:r>
         <w:rPr>
@@ -11348,7 +11336,7 @@
         <w:rPr>
           <w:lang w:val="en_US" w:bidi="en_US"/>
         </w:rPr>
-        <w:t>Luke 11:20</w:t>
+        <w:t>Luke 11:20 (#1)</w:t>
       </w:r>
       <w:r>
         <w:rPr>
@@ -11411,7 +11399,7 @@
         <w:rPr>
           <w:lang w:val="en_US" w:bidi="en_US"/>
         </w:rPr>
-        <w:t>Luke 11:26</w:t>
+        <w:t>Luke 11:26 (#1)</w:t>
       </w:r>
       <w:r>
         <w:rPr>
@@ -11474,7 +11462,7 @@
         <w:rPr>
           <w:lang w:val="en_US" w:bidi="en_US"/>
         </w:rPr>
-        <w:t>Luke 11:28</w:t>
+        <w:t>Luke 11:28 (#1)</w:t>
       </w:r>
       <w:r>
         <w:rPr>
@@ -11537,7 +11525,7 @@
         <w:rPr>
           <w:lang w:val="en_US" w:bidi="en_US"/>
         </w:rPr>
-        <w:t>Luke 11:32</w:t>
+        <w:t>Luke 11:32 (#1)</w:t>
       </w:r>
       <w:r>
         <w:rPr>
@@ -11600,7 +11588,7 @@
         <w:rPr>
           <w:lang w:val="en_US" w:bidi="en_US"/>
         </w:rPr>
-        <w:t>Luke 11:39</w:t>
+        <w:t>Luke 11:39 (#1)</w:t>
       </w:r>
       <w:r>
         <w:rPr>
@@ -11663,7 +11651,7 @@
         <w:rPr>
           <w:lang w:val="en_US" w:bidi="en_US"/>
         </w:rPr>
-        <w:t>Luke 11:42</w:t>
+        <w:t>Luke 11:42 (#1)</w:t>
       </w:r>
       <w:r>
         <w:rPr>
@@ -11726,7 +11714,7 @@
         <w:rPr>
           <w:lang w:val="en_US" w:bidi="en_US"/>
         </w:rPr>
-        <w:t>Luke 11:46</w:t>
+        <w:t>Luke 11:46 (#1)</w:t>
       </w:r>
       <w:r>
         <w:rPr>
@@ -11789,7 +11777,7 @@
         <w:rPr>
           <w:lang w:val="en_US" w:bidi="en_US"/>
         </w:rPr>
-        <w:t>Luke 11:50</w:t>
+        <w:t>Luke 11:50 (#1)</w:t>
       </w:r>
       <w:r>
         <w:rPr>
@@ -11852,7 +11840,7 @@
         <w:rPr>
           <w:lang w:val="en_US" w:bidi="en_US"/>
         </w:rPr>
-        <w:t>Luke 11:54</w:t>
+        <w:t>Luke 11:54 (#1)</w:t>
       </w:r>
       <w:r>
         <w:rPr>
@@ -11915,7 +11903,7 @@
         <w:rPr>
           <w:lang w:val="en_US" w:bidi="en_US"/>
         </w:rPr>
-        <w:t>Luke 12:3</w:t>
+        <w:t>Luke 12:3 (#1)</w:t>
       </w:r>
       <w:r>
         <w:rPr>
@@ -11978,7 +11966,7 @@
         <w:rPr>
           <w:lang w:val="en_US" w:bidi="en_US"/>
         </w:rPr>
-        <w:t>Luke 12:5</w:t>
+        <w:t>Luke 12:5 (#1)</w:t>
       </w:r>
       <w:r>
         <w:rPr>
@@ -12041,7 +12029,7 @@
         <w:rPr>
           <w:lang w:val="en_US" w:bidi="en_US"/>
         </w:rPr>
-        <w:t>Luke 12:8</w:t>
+        <w:t>Luke 12:8 (#1)</w:t>
       </w:r>
       <w:r>
         <w:rPr>
@@ -12104,7 +12092,7 @@
         <w:rPr>
           <w:lang w:val="en_US" w:bidi="en_US"/>
         </w:rPr>
-        <w:t>Luke 12:15</w:t>
+        <w:t>Luke 12:15 (#1)</w:t>
       </w:r>
       <w:r>
         <w:rPr>
@@ -12167,7 +12155,7 @@
         <w:rPr>
           <w:lang w:val="en_US" w:bidi="en_US"/>
         </w:rPr>
-        <w:t>Luke 12:18</w:t>
+        <w:t>Luke 12:18 (#1)</w:t>
       </w:r>
       <w:r>
         <w:rPr>
@@ -12230,7 +12218,7 @@
         <w:rPr>
           <w:lang w:val="en_US" w:bidi="en_US"/>
         </w:rPr>
-        <w:t>Luke 12:19</w:t>
+        <w:t>Luke 12:19 (#1)</w:t>
       </w:r>
       <w:r>
         <w:rPr>
@@ -12293,7 +12281,7 @@
         <w:rPr>
           <w:lang w:val="en_US" w:bidi="en_US"/>
         </w:rPr>
-        <w:t>Luke 12:20</w:t>
+        <w:t>Luke 12:20 (#1)</w:t>
       </w:r>
       <w:r>
         <w:rPr>
@@ -12356,7 +12344,7 @@
         <w:rPr>
           <w:lang w:val="en_US" w:bidi="en_US"/>
         </w:rPr>
-        <w:t>Luke 12:31</w:t>
+        <w:t>Luke 12:31 (#1)</w:t>
       </w:r>
       <w:r>
         <w:rPr>
@@ -12419,7 +12407,7 @@
         <w:rPr>
           <w:lang w:val="en_US" w:bidi="en_US"/>
         </w:rPr>
-        <w:t>Luke 12:33</w:t>
+        <w:t>Luke 12:33 (#1)</w:t>
       </w:r>
       <w:r>
         <w:rPr>
@@ -12482,7 +12470,7 @@
         <w:rPr>
           <w:lang w:val="en_US" w:bidi="en_US"/>
         </w:rPr>
-        <w:t>Luke 12:37</w:t>
+        <w:t>Luke 12:37 (#1)</w:t>
       </w:r>
       <w:r>
         <w:rPr>
@@ -12545,7 +12533,7 @@
         <w:rPr>
           <w:lang w:val="en_US" w:bidi="en_US"/>
         </w:rPr>
-        <w:t>Luke 12:40</w:t>
+        <w:t>Luke 12:40 (#1)</w:t>
       </w:r>
       <w:r>
         <w:rPr>
@@ -12608,7 +12596,7 @@
         <w:rPr>
           <w:lang w:val="en_US" w:bidi="en_US"/>
         </w:rPr>
-        <w:t>Luke 12:46</w:t>
+        <w:t>Luke 12:46 (#1)</w:t>
       </w:r>
       <w:r>
         <w:rPr>
@@ -12671,7 +12659,7 @@
         <w:rPr>
           <w:lang w:val="en_US" w:bidi="en_US"/>
         </w:rPr>
-        <w:t>Luke 12:48</w:t>
+        <w:t>Luke 12:48 (#1)</w:t>
       </w:r>
       <w:r>
         <w:rPr>
@@ -12734,7 +12722,7 @@
         <w:rPr>
           <w:lang w:val="en_US" w:bidi="en_US"/>
         </w:rPr>
-        <w:t>Luke 12:52</w:t>
+        <w:t>Luke 12:52 (#1)</w:t>
       </w:r>
       <w:r>
         <w:rPr>
@@ -12797,7 +12785,7 @@
         <w:rPr>
           <w:lang w:val="en_US" w:bidi="en_US"/>
         </w:rPr>
-        <w:t>Luke 12:58</w:t>
+        <w:t>Luke 12:58 (#1)</w:t>
       </w:r>
       <w:r>
         <w:rPr>
@@ -12860,7 +12848,7 @@
         <w:rPr>
           <w:lang w:val="en_US" w:bidi="en_US"/>
         </w:rPr>
-        <w:t>Luke 13:3</w:t>
+        <w:t>Luke 13:3 (#1)</w:t>
       </w:r>
       <w:r>
         <w:rPr>
@@ -12923,7 +12911,7 @@
         <w:rPr>
           <w:lang w:val="en_US" w:bidi="en_US"/>
         </w:rPr>
-        <w:t>Luke 13:8</w:t>
+        <w:t>Luke 13:8 (#1)</w:t>
       </w:r>
       <w:r>
         <w:rPr>
@@ -12986,7 +12974,7 @@
         <w:rPr>
           <w:lang w:val="en_US" w:bidi="en_US"/>
         </w:rPr>
-        <w:t>Luke 13:9</w:t>
+        <w:t>Luke 13:9 (#1)</w:t>
       </w:r>
       <w:r>
         <w:rPr>
@@ -13049,7 +13037,7 @@
         <w:rPr>
           <w:lang w:val="en_US" w:bidi="en_US"/>
         </w:rPr>
-        <w:t>Luke 13:11</w:t>
+        <w:t>Luke 13:11 (#1)</w:t>
       </w:r>
       <w:r>
         <w:rPr>
@@ -13112,7 +13100,7 @@
         <w:rPr>
           <w:lang w:val="en_US" w:bidi="en_US"/>
         </w:rPr>
-        <w:t>Luke 13:14</w:t>
+        <w:t>Luke 13:14 (#1)</w:t>
       </w:r>
       <w:r>
         <w:rPr>
@@ -13175,7 +13163,7 @@
         <w:rPr>
           <w:lang w:val="en_US" w:bidi="en_US"/>
         </w:rPr>
-        <w:t>Luke 13:15</w:t>
+        <w:t>Luke 13:15 (#1)</w:t>
       </w:r>
       <w:r>
         <w:rPr>
@@ -13238,7 +13226,7 @@
         <w:rPr>
           <w:lang w:val="en_US" w:bidi="en_US"/>
         </w:rPr>
-        <w:t>Luke 13:19</w:t>
+        <w:t>Luke 13:19 (#1)</w:t>
       </w:r>
       <w:r>
         <w:rPr>
@@ -13301,7 +13289,7 @@
         <w:rPr>
           <w:lang w:val="en_US" w:bidi="en_US"/>
         </w:rPr>
-        <w:t>Luke 13:24</w:t>
+        <w:t>Luke 13:24 (#1)</w:t>
       </w:r>
       <w:r>
         <w:rPr>
@@ -13364,7 +13352,7 @@
         <w:rPr>
           <w:lang w:val="en_US" w:bidi="en_US"/>
         </w:rPr>
-        <w:t>Luke 13:28</w:t>
+        <w:t>Luke 13:28 (#1)</w:t>
       </w:r>
       <w:r>
         <w:rPr>
@@ -13427,27 +13415,27 @@
         <w:rPr>
           <w:lang w:val="en_US" w:bidi="en_US"/>
         </w:rPr>
-        <w:t>Luke 13:28–29 (#2)</w:t>
-      </w:r>
-      <w:r>
-        <w:rPr>
-          <w:lang w:val="en_US" w:bidi="en_US"/>
-        </w:rPr>
-      </w:r>
-    </w:p>
-    <w:p>
-      <w:pPr/>
-      <w:r>
-        <w:rPr>
-          <w:lang w:val="en_US" w:bidi="en_US"/>
-        </w:rPr>
-      </w:r>
-      <w:r>
-        <w:rPr>
-          <w:b/>
-          <w:lang w:val="en_US" w:bidi="en_US"/>
-        </w:rPr>
-        <w:t>Who will be in the kingdom of God?</w:t>
+        <w:t>Luke 13:28 (#2)</w:t>
+      </w:r>
+      <w:r>
+        <w:rPr>
+          <w:lang w:val="en_US" w:bidi="en_US"/>
+        </w:rPr>
+      </w:r>
+    </w:p>
+    <w:p>
+      <w:pPr/>
+      <w:r>
+        <w:rPr>
+          <w:lang w:val="en_US" w:bidi="en_US"/>
+        </w:rPr>
+      </w:r>
+      <w:r>
+        <w:rPr>
+          <w:b/>
+          <w:lang w:val="en_US" w:bidi="en_US"/>
+        </w:rPr>
+        <w:t>Who be in the kingdom of God?</w:t>
       </w:r>
     </w:p>
     <w:p>
@@ -13463,46 +13451,34 @@
         </w:rPr>
         <w:t>Abraham, Isaac, Jacob, the prophets, and many from the east, west, north, and south will be in the kingdom.</w:t>
       </w:r>
-      <w:hyperlink r:id="rId14">
-        <w:r>
-          <w:rPr>
-            <w:lang w:val="en_US" w:bidi="en_US"/>
-          </w:rPr>
-          <w:rPr>
-            <w:color w:val="0000EE"/>
-            <w:u w:val="single"/>
-          </w:rPr>
-          <w:t xml:space="preserve"> </w:t>
-        </w:r>
-      </w:hyperlink>
-      <w:r>
-        <w:rPr>
-          <w:lang w:val="en_US" w:bidi="en_US"/>
-        </w:rPr>
-      </w:r>
-      <w:r>
-        <w:rPr>
-          <w:lang w:val="en_US" w:bidi="en_US"/>
-        </w:rPr>
-      </w:r>
-    </w:p>
-    <w:p>
-      <w:pPr/>
-      <w:r>
-        <w:rPr>
-          <w:lang w:val="en_US" w:bidi="en_US"/>
-        </w:rPr>
-      </w:r>
-    </w:p>
-    <w:p>
-      <w:pPr>
-        <w:pStyle w:val="Heading2"/>
-      </w:pPr>
-      <w:r>
-        <w:rPr>
-          <w:lang w:val="en_US" w:bidi="en_US"/>
-        </w:rPr>
-        <w:t>Luke 13:33</w:t>
+      <w:r>
+        <w:rPr>
+          <w:lang w:val="en_US" w:bidi="en_US"/>
+        </w:rPr>
+      </w:r>
+      <w:r>
+        <w:rPr>
+          <w:lang w:val="en_US" w:bidi="en_US"/>
+        </w:rPr>
+      </w:r>
+    </w:p>
+    <w:p>
+      <w:pPr/>
+      <w:r>
+        <w:rPr>
+          <w:lang w:val="en_US" w:bidi="en_US"/>
+        </w:rPr>
+      </w:r>
+    </w:p>
+    <w:p>
+      <w:pPr>
+        <w:pStyle w:val="Heading2"/>
+      </w:pPr>
+      <w:r>
+        <w:rPr>
+          <w:lang w:val="en_US" w:bidi="en_US"/>
+        </w:rPr>
+        <w:t>Luke 13:33 (#1)</w:t>
       </w:r>
       <w:r>
         <w:rPr>
@@ -13565,7 +13541,7 @@
         <w:rPr>
           <w:lang w:val="en_US" w:bidi="en_US"/>
         </w:rPr>
-        <w:t>Luke 13:34</w:t>
+        <w:t>Luke 13:34 (#1)</w:t>
       </w:r>
       <w:r>
         <w:rPr>
@@ -13691,7 +13667,7 @@
         <w:rPr>
           <w:lang w:val="en_US" w:bidi="en_US"/>
         </w:rPr>
-        <w:t>Luke 13:35</w:t>
+        <w:t>Luke 13:35 (#1)</w:t>
       </w:r>
       <w:r>
         <w:rPr>
@@ -13754,7 +13730,7 @@
         <w:rPr>
           <w:lang w:val="en_US" w:bidi="en_US"/>
         </w:rPr>
-        <w:t>Luke 14:3</w:t>
+        <w:t>Luke 14:3 (#1)</w:t>
       </w:r>
       <w:r>
         <w:rPr>
@@ -13788,36 +13764,36 @@
         <w:rPr>
           <w:lang w:val="en_US" w:bidi="en_US"/>
         </w:rPr>
-        <w:t>He asked them if it was lawful to heal on the Sabbath, or not?</w:t>
-      </w:r>
-      <w:r>
-        <w:rPr>
-          <w:lang w:val="en_US" w:bidi="en_US"/>
-        </w:rPr>
-      </w:r>
-      <w:r>
-        <w:rPr>
-          <w:lang w:val="en_US" w:bidi="en_US"/>
-        </w:rPr>
-      </w:r>
-    </w:p>
-    <w:p>
-      <w:pPr/>
-      <w:r>
-        <w:rPr>
-          <w:lang w:val="en_US" w:bidi="en_US"/>
-        </w:rPr>
-      </w:r>
-    </w:p>
-    <w:p>
-      <w:pPr>
-        <w:pStyle w:val="Heading2"/>
-      </w:pPr>
-      <w:r>
-        <w:rPr>
-          <w:lang w:val="en_US" w:bidi="en_US"/>
-        </w:rPr>
-        <w:t>Luke 14:4</w:t>
+        <w:t>He asked them if it was lawful to heal on the Sabbath, or not.</w:t>
+      </w:r>
+      <w:r>
+        <w:rPr>
+          <w:lang w:val="en_US" w:bidi="en_US"/>
+        </w:rPr>
+      </w:r>
+      <w:r>
+        <w:rPr>
+          <w:lang w:val="en_US" w:bidi="en_US"/>
+        </w:rPr>
+      </w:r>
+    </w:p>
+    <w:p>
+      <w:pPr/>
+      <w:r>
+        <w:rPr>
+          <w:lang w:val="en_US" w:bidi="en_US"/>
+        </w:rPr>
+      </w:r>
+    </w:p>
+    <w:p>
+      <w:pPr>
+        <w:pStyle w:val="Heading2"/>
+      </w:pPr>
+      <w:r>
+        <w:rPr>
+          <w:lang w:val="en_US" w:bidi="en_US"/>
+        </w:rPr>
+        <w:t>Luke 14:4 (#1)</w:t>
       </w:r>
       <w:r>
         <w:rPr>
@@ -13880,7 +13856,7 @@
         <w:rPr>
           <w:lang w:val="en_US" w:bidi="en_US"/>
         </w:rPr>
-        <w:t>Luke 14:5</w:t>
+        <w:t>Luke 14:5 (#1)</w:t>
       </w:r>
       <w:r>
         <w:rPr>
@@ -13943,7 +13919,7 @@
         <w:rPr>
           <w:lang w:val="en_US" w:bidi="en_US"/>
         </w:rPr>
-        <w:t>Luke 14:11</w:t>
+        <w:t>Luke 14:11 (#1)</w:t>
       </w:r>
       <w:r>
         <w:rPr>
@@ -14069,7 +14045,7 @@
         <w:rPr>
           <w:lang w:val="en_US" w:bidi="en_US"/>
         </w:rPr>
-        <w:t>Luke 14:14</w:t>
+        <w:t>Luke 14:14 (#1)</w:t>
       </w:r>
       <w:r>
         <w:rPr>
@@ -14132,7 +14108,7 @@
         <w:rPr>
           <w:lang w:val="en_US" w:bidi="en_US"/>
         </w:rPr>
-        <w:t>Luke 14:18</w:t>
+        <w:t>Luke 14:18 (#1)</w:t>
       </w:r>
       <w:r>
         <w:rPr>
@@ -14195,7 +14171,7 @@
         <w:rPr>
           <w:lang w:val="en_US" w:bidi="en_US"/>
         </w:rPr>
-        <w:t>Luke 14:21</w:t>
+        <w:t>Luke 14:21 (#1)</w:t>
       </w:r>
       <w:r>
         <w:rPr>
@@ -14258,7 +14234,7 @@
         <w:rPr>
           <w:lang w:val="en_US" w:bidi="en_US"/>
         </w:rPr>
-        <w:t>Luke 14:24</w:t>
+        <w:t>Luke 14:24 (#1)</w:t>
       </w:r>
       <w:r>
         <w:rPr>
@@ -14321,7 +14297,7 @@
         <w:rPr>
           <w:lang w:val="en_US" w:bidi="en_US"/>
         </w:rPr>
-        <w:t>Luke 14:26</w:t>
+        <w:t>Luke 14:26 (#1)</w:t>
       </w:r>
       <w:r>
         <w:rPr>
@@ -14384,7 +14360,7 @@
         <w:rPr>
           <w:lang w:val="en_US" w:bidi="en_US"/>
         </w:rPr>
-        <w:t>Luke 14:27</w:t>
+        <w:t>Luke 14:27 (#1)</w:t>
       </w:r>
       <w:r>
         <w:rPr>
@@ -14447,7 +14423,7 @@
         <w:rPr>
           <w:lang w:val="en_US" w:bidi="en_US"/>
         </w:rPr>
-        <w:t>Luke 14:28</w:t>
+        <w:t>Luke 14:28 (#1)</w:t>
       </w:r>
       <w:r>
         <w:rPr>
@@ -14510,7 +14486,7 @@
         <w:rPr>
           <w:lang w:val="en_US" w:bidi="en_US"/>
         </w:rPr>
-        <w:t>Luke 14:33</w:t>
+        <w:t>Luke 14:33 (#1)</w:t>
       </w:r>
       <w:r>
         <w:rPr>
@@ -14573,7 +14549,7 @@
         <w:rPr>
           <w:lang w:val="en_US" w:bidi="en_US"/>
         </w:rPr>
-        <w:t>Luke 14:35</w:t>
+        <w:t>Luke 14:35 (#1)</w:t>
       </w:r>
       <w:r>
         <w:rPr>
@@ -14636,7 +14612,7 @@
         <w:rPr>
           <w:lang w:val="en_US" w:bidi="en_US"/>
         </w:rPr>
-        <w:t>Luke 15:4</w:t>
+        <w:t>Luke 15:4 (#1)</w:t>
       </w:r>
       <w:r>
         <w:rPr>
@@ -14699,7 +14675,7 @@
         <w:rPr>
           <w:lang w:val="en_US" w:bidi="en_US"/>
         </w:rPr>
-        <w:t>Luke 15:5</w:t>
+        <w:t>Luke 15:5 (#1)</w:t>
       </w:r>
       <w:r>
         <w:rPr>
@@ -14762,7 +14738,7 @@
         <w:rPr>
           <w:lang w:val="en_US" w:bidi="en_US"/>
         </w:rPr>
-        <w:t>Luke 15:8</w:t>
+        <w:t>Luke 15:8 (#1)</w:t>
       </w:r>
       <w:r>
         <w:rPr>
@@ -14825,7 +14801,7 @@
         <w:rPr>
           <w:lang w:val="en_US" w:bidi="en_US"/>
         </w:rPr>
-        <w:t>Luke 15:9</w:t>
+        <w:t>Luke 15:9 (#1)</w:t>
       </w:r>
       <w:r>
         <w:rPr>
@@ -14888,7 +14864,7 @@
         <w:rPr>
           <w:lang w:val="en_US" w:bidi="en_US"/>
         </w:rPr>
-        <w:t>Luke 15:10</w:t>
+        <w:t>Luke 15:10 (#1)</w:t>
       </w:r>
       <w:r>
         <w:rPr>
@@ -14951,7 +14927,7 @@
         <w:rPr>
           <w:lang w:val="en_US" w:bidi="en_US"/>
         </w:rPr>
-        <w:t>Luke 15:12</w:t>
+        <w:t>Luke 15:12 (#1)</w:t>
       </w:r>
       <w:r>
         <w:rPr>
@@ -15014,7 +14990,7 @@
         <w:rPr>
           <w:lang w:val="en_US" w:bidi="en_US"/>
         </w:rPr>
-        <w:t>Luke 15:13</w:t>
+        <w:t>Luke 15:13 (#1)</w:t>
       </w:r>
       <w:r>
         <w:rPr>
@@ -15077,7 +15053,7 @@
         <w:rPr>
           <w:lang w:val="en_US" w:bidi="en_US"/>
         </w:rPr>
-        <w:t>Luke 15:15</w:t>
+        <w:t>Luke 15:15 (#1)</w:t>
       </w:r>
       <w:r>
         <w:rPr>
@@ -15140,7 +15116,7 @@
         <w:rPr>
           <w:lang w:val="en_US" w:bidi="en_US"/>
         </w:rPr>
-        <w:t>Luke 15:18</w:t>
+        <w:t>Luke 15:18 (#1)</w:t>
       </w:r>
       <w:r>
         <w:rPr>
@@ -15203,7 +15179,7 @@
         <w:rPr>
           <w:lang w:val="en_US" w:bidi="en_US"/>
         </w:rPr>
-        <w:t>Luke 15:19</w:t>
+        <w:t>Luke 15:19 (#1)</w:t>
       </w:r>
       <w:r>
         <w:rPr>
@@ -15266,7 +15242,7 @@
         <w:rPr>
           <w:lang w:val="en_US" w:bidi="en_US"/>
         </w:rPr>
-        <w:t>Luke 15:20</w:t>
+        <w:t>Luke 15:20 (#1)</w:t>
       </w:r>
       <w:r>
         <w:rPr>
@@ -15329,7 +15305,7 @@
         <w:rPr>
           <w:lang w:val="en_US" w:bidi="en_US"/>
         </w:rPr>
-        <w:t>Luke 15:22</w:t>
+        <w:t>Luke 15:22 (#1)</w:t>
       </w:r>
       <w:r>
         <w:rPr>
@@ -15392,7 +15368,7 @@
         <w:rPr>
           <w:lang w:val="en_US" w:bidi="en_US"/>
         </w:rPr>
-        <w:t>Luke 15:23</w:t>
+        <w:t>Luke 15:23 (#1)</w:t>
       </w:r>
       <w:r>
         <w:rPr>
@@ -15455,7 +15431,7 @@
         <w:rPr>
           <w:lang w:val="en_US" w:bidi="en_US"/>
         </w:rPr>
-        <w:t>Luke 15:28</w:t>
+        <w:t>Luke 15:28 (#1)</w:t>
       </w:r>
       <w:r>
         <w:rPr>
@@ -15518,7 +15494,7 @@
         <w:rPr>
           <w:lang w:val="en_US" w:bidi="en_US"/>
         </w:rPr>
-        <w:t>Luke 15:29</w:t>
+        <w:t>Luke 15:29 (#1)</w:t>
       </w:r>
       <w:r>
         <w:rPr>
@@ -15581,7 +15557,7 @@
         <w:rPr>
           <w:lang w:val="en_US" w:bidi="en_US"/>
         </w:rPr>
-        <w:t>Luke 15:31</w:t>
+        <w:t>Luke 15:31 (#1)</w:t>
       </w:r>
       <w:r>
         <w:rPr>
@@ -15644,7 +15620,7 @@
         <w:rPr>
           <w:lang w:val="en_US" w:bidi="en_US"/>
         </w:rPr>
-        <w:t>Luke 15:32</w:t>
+        <w:t>Luke 15:32 (#1)</w:t>
       </w:r>
       <w:r>
         <w:rPr>
@@ -15707,7 +15683,7 @@
         <w:rPr>
           <w:lang w:val="en_US" w:bidi="en_US"/>
         </w:rPr>
-        <w:t>Luke 16:1</w:t>
+        <w:t>Luke 16:1 (#1)</w:t>
       </w:r>
       <w:r>
         <w:rPr>
@@ -15770,7 +15746,7 @@
         <w:rPr>
           <w:lang w:val="en_US" w:bidi="en_US"/>
         </w:rPr>
-        <w:t>Luke 16:5</w:t>
+        <w:t>Luke 16:5 (#1)</w:t>
       </w:r>
       <w:r>
         <w:rPr>
@@ -15833,7 +15809,7 @@
         <w:rPr>
           <w:lang w:val="en_US" w:bidi="en_US"/>
         </w:rPr>
-        <w:t>Luke 16:6</w:t>
+        <w:t>Luke 16:6 (#1)</w:t>
       </w:r>
       <w:r>
         <w:rPr>
@@ -15896,7 +15872,7 @@
         <w:rPr>
           <w:lang w:val="en_US" w:bidi="en_US"/>
         </w:rPr>
-        <w:t>Luke 16:7</w:t>
+        <w:t>Luke 16:7 (#1)</w:t>
       </w:r>
       <w:r>
         <w:rPr>
@@ -15959,7 +15935,7 @@
         <w:rPr>
           <w:lang w:val="en_US" w:bidi="en_US"/>
         </w:rPr>
-        <w:t>Luke 16:8</w:t>
+        <w:t>Luke 16:8 (#1)</w:t>
       </w:r>
       <w:r>
         <w:rPr>
@@ -16022,7 +15998,7 @@
         <w:rPr>
           <w:lang w:val="en_US" w:bidi="en_US"/>
         </w:rPr>
-        <w:t>Luke 16:9</w:t>
+        <w:t>Luke 16:9 (#1)</w:t>
       </w:r>
       <w:r>
         <w:rPr>
@@ -16085,7 +16061,7 @@
         <w:rPr>
           <w:lang w:val="en_US" w:bidi="en_US"/>
         </w:rPr>
-        <w:t>Luke 16:10</w:t>
+        <w:t>Luke 16:10 (#1)</w:t>
       </w:r>
       <w:r>
         <w:rPr>
@@ -16148,7 +16124,7 @@
         <w:rPr>
           <w:lang w:val="en_US" w:bidi="en_US"/>
         </w:rPr>
-        <w:t>Luke 16:13</w:t>
+        <w:t>Luke 16:13 (#1)</w:t>
       </w:r>
       <w:r>
         <w:rPr>
@@ -16211,7 +16187,7 @@
         <w:rPr>
           <w:lang w:val="en_US" w:bidi="en_US"/>
         </w:rPr>
-        <w:t>Luke 16:16</w:t>
+        <w:t>Luke 16:16 (#1)</w:t>
       </w:r>
       <w:r>
         <w:rPr>
@@ -16337,7 +16313,7 @@
         <w:rPr>
           <w:lang w:val="en_US" w:bidi="en_US"/>
         </w:rPr>
-        <w:t>Luke 16:18</w:t>
+        <w:t>Luke 16:18 (#1)</w:t>
       </w:r>
       <w:r>
         <w:rPr>
@@ -16400,7 +16376,7 @@
         <w:rPr>
           <w:lang w:val="en_US" w:bidi="en_US"/>
         </w:rPr>
-        <w:t>Luke 16:22</w:t>
+        <w:t>Luke 16:22 (#1)</w:t>
       </w:r>
       <w:r>
         <w:rPr>
@@ -16463,7 +16439,7 @@
         <w:rPr>
           <w:lang w:val="en_US" w:bidi="en_US"/>
         </w:rPr>
-        <w:t>Luke 16:23</w:t>
+        <w:t>Luke 16:23 (#1)</w:t>
       </w:r>
       <w:r>
         <w:rPr>
@@ -16526,7 +16502,7 @@
         <w:rPr>
           <w:lang w:val="en_US" w:bidi="en_US"/>
         </w:rPr>
-        <w:t>Luke 16:24</w:t>
+        <w:t>Luke 16:24 (#1)</w:t>
       </w:r>
       <w:r>
         <w:rPr>
@@ -16589,7 +16565,7 @@
         <w:rPr>
           <w:lang w:val="en_US" w:bidi="en_US"/>
         </w:rPr>
-        <w:t>Luke 16:26</w:t>
+        <w:t>Luke 16:26 (#1)</w:t>
       </w:r>
       <w:r>
         <w:rPr>
@@ -16652,7 +16628,7 @@
         <w:rPr>
           <w:lang w:val="en_US" w:bidi="en_US"/>
         </w:rPr>
-        <w:t>Luke 16:27</w:t>
+        <w:t>Luke 16:27 (#1)</w:t>
       </w:r>
       <w:r>
         <w:rPr>
@@ -16715,7 +16691,7 @@
         <w:rPr>
           <w:lang w:val="en_US" w:bidi="en_US"/>
         </w:rPr>
-        <w:t>Luke 16:28</w:t>
+        <w:t>Luke 16:28 (#1)</w:t>
       </w:r>
       <w:r>
         <w:rPr>
@@ -16778,7 +16754,7 @@
         <w:rPr>
           <w:lang w:val="en_US" w:bidi="en_US"/>
         </w:rPr>
-        <w:t>Luke 16:29</w:t>
+        <w:t>Luke 16:29 (#1)</w:t>
       </w:r>
       <w:r>
         <w:rPr>
@@ -16841,7 +16817,7 @@
         <w:rPr>
           <w:lang w:val="en_US" w:bidi="en_US"/>
         </w:rPr>
-        <w:t>Luke 16:31</w:t>
+        <w:t>Luke 16:31 (#1)</w:t>
       </w:r>
       <w:r>
         <w:rPr>
@@ -16904,27 +16880,27 @@
         <w:rPr>
           <w:lang w:val="en_US" w:bidi="en_US"/>
         </w:rPr>
-        <w:t>Luke 17:4</w:t>
-      </w:r>
-      <w:r>
-        <w:rPr>
-          <w:lang w:val="en_US" w:bidi="en_US"/>
-        </w:rPr>
-      </w:r>
-    </w:p>
-    <w:p>
-      <w:pPr/>
-      <w:r>
-        <w:rPr>
-          <w:lang w:val="en_US" w:bidi="en_US"/>
-        </w:rPr>
-      </w:r>
-      <w:r>
-        <w:rPr>
-          <w:b/>
-          <w:lang w:val="en_US" w:bidi="en_US"/>
-        </w:rPr>
-        <w:t>What did Jesus say we must do if our brother sins against us seven times in a day and returns seven times saying, “I repent?”</w:t>
+        <w:t>Luke 17:4 (#1)</w:t>
+      </w:r>
+      <w:r>
+        <w:rPr>
+          <w:lang w:val="en_US" w:bidi="en_US"/>
+        </w:rPr>
+      </w:r>
+    </w:p>
+    <w:p>
+      <w:pPr/>
+      <w:r>
+        <w:rPr>
+          <w:lang w:val="en_US" w:bidi="en_US"/>
+        </w:rPr>
+      </w:r>
+      <w:r>
+        <w:rPr>
+          <w:b/>
+          <w:lang w:val="en_US" w:bidi="en_US"/>
+        </w:rPr>
+        <w:t>What did Jesus say we must do if our brother sins against us seven times in a day and returns seven times saying, “I repent”?</w:t>
       </w:r>
     </w:p>
     <w:p>
@@ -16967,7 +16943,7 @@
         <w:rPr>
           <w:lang w:val="en_US" w:bidi="en_US"/>
         </w:rPr>
-        <w:t>Luke 17:10</w:t>
+        <w:t>Luke 17:10 (#1)</w:t>
       </w:r>
       <w:r>
         <w:rPr>
@@ -17030,7 +17006,7 @@
         <w:rPr>
           <w:lang w:val="en_US" w:bidi="en_US"/>
         </w:rPr>
-        <w:t>Luke 17:12</w:t>
+        <w:t>Luke 17:12 (#1)</w:t>
       </w:r>
       <w:r>
         <w:rPr>
@@ -17093,7 +17069,7 @@
         <w:rPr>
           <w:lang w:val="en_US" w:bidi="en_US"/>
         </w:rPr>
-        <w:t>Luke 17:13</w:t>
+        <w:t>Luke 17:13 (#1)</w:t>
       </w:r>
       <w:r>
         <w:rPr>
@@ -17156,7 +17132,7 @@
         <w:rPr>
           <w:lang w:val="en_US" w:bidi="en_US"/>
         </w:rPr>
-        <w:t>Luke 17:14</w:t>
+        <w:t>Luke 17:14 (#1)</w:t>
       </w:r>
       <w:r>
         <w:rPr>
@@ -17282,7 +17258,7 @@
         <w:rPr>
           <w:lang w:val="en_US" w:bidi="en_US"/>
         </w:rPr>
-        <w:t>Luke 17:15</w:t>
+        <w:t>Luke 17:15 (#1)</w:t>
       </w:r>
       <w:r>
         <w:rPr>
@@ -17345,7 +17321,7 @@
         <w:rPr>
           <w:lang w:val="en_US" w:bidi="en_US"/>
         </w:rPr>
-        <w:t>Luke 17:16</w:t>
+        <w:t>Luke 17:16 (#1)</w:t>
       </w:r>
       <w:r>
         <w:rPr>
@@ -17408,7 +17384,7 @@
         <w:rPr>
           <w:lang w:val="en_US" w:bidi="en_US"/>
         </w:rPr>
-        <w:t>Luke 17:21</w:t>
+        <w:t>Luke 17:21 (#1)</w:t>
       </w:r>
       <w:r>
         <w:rPr>
@@ -17471,7 +17447,7 @@
         <w:rPr>
           <w:lang w:val="en_US" w:bidi="en_US"/>
         </w:rPr>
-        <w:t>Luke 17:24</w:t>
+        <w:t>Luke 17:24 (#1)</w:t>
       </w:r>
       <w:r>
         <w:rPr>
@@ -17534,7 +17510,7 @@
         <w:rPr>
           <w:lang w:val="en_US" w:bidi="en_US"/>
         </w:rPr>
-        <w:t>Luke 17:25</w:t>
+        <w:t>Luke 17:25 (#1)</w:t>
       </w:r>
       <w:r>
         <w:rPr>
@@ -17597,7 +17573,7 @@
         <w:rPr>
           <w:lang w:val="en_US" w:bidi="en_US"/>
         </w:rPr>
-        <w:t>Luke 17:27</w:t>
+        <w:t>Luke 17:27 (#1)</w:t>
       </w:r>
       <w:r>
         <w:rPr>
@@ -17660,27 +17636,27 @@
         <w:rPr>
           <w:lang w:val="en_US" w:bidi="en_US"/>
         </w:rPr>
-        <w:t>Luke 17:37</w:t>
-      </w:r>
-      <w:r>
-        <w:rPr>
-          <w:lang w:val="en_US" w:bidi="en_US"/>
-        </w:rPr>
-      </w:r>
-    </w:p>
-    <w:p>
-      <w:pPr/>
-      <w:r>
-        <w:rPr>
-          <w:lang w:val="en_US" w:bidi="en_US"/>
-        </w:rPr>
-      </w:r>
-      <w:r>
-        <w:rPr>
-          <w:b/>
-          <w:lang w:val="en_US" w:bidi="en_US"/>
-        </w:rPr>
-        <w:t>What example from nature did Jesus use to answer his disciples’ question, “Where, Lord?”</w:t>
+        <w:t>Luke 17:37 (#1)</w:t>
+      </w:r>
+      <w:r>
+        <w:rPr>
+          <w:lang w:val="en_US" w:bidi="en_US"/>
+        </w:rPr>
+      </w:r>
+    </w:p>
+    <w:p>
+      <w:pPr/>
+      <w:r>
+        <w:rPr>
+          <w:lang w:val="en_US" w:bidi="en_US"/>
+        </w:rPr>
+      </w:r>
+      <w:r>
+        <w:rPr>
+          <w:b/>
+          <w:lang w:val="en_US" w:bidi="en_US"/>
+        </w:rPr>
+        <w:t>What example from nature did Jesus use to answer his disciples’ question, “Where, Lord?”?</w:t>
       </w:r>
     </w:p>
     <w:p>
@@ -17723,7 +17699,7 @@
         <w:rPr>
           <w:lang w:val="en_US" w:bidi="en_US"/>
         </w:rPr>
-        <w:t>Luke 18:1</w:t>
+        <w:t>Luke 18:1 (#1)</w:t>
       </w:r>
       <w:r>
         <w:rPr>
@@ -17786,7 +17762,7 @@
         <w:rPr>
           <w:lang w:val="en_US" w:bidi="en_US"/>
         </w:rPr>
-        <w:t>Luke 18:3</w:t>
+        <w:t>Luke 18:3 (#1)</w:t>
       </w:r>
       <w:r>
         <w:rPr>
@@ -17849,7 +17825,7 @@
         <w:rPr>
           <w:lang w:val="en_US" w:bidi="en_US"/>
         </w:rPr>
-        <w:t>Luke 18:5</w:t>
+        <w:t>Luke 18:5 (#1)</w:t>
       </w:r>
       <w:r>
         <w:rPr>
@@ -17912,7 +17888,7 @@
         <w:rPr>
           <w:lang w:val="en_US" w:bidi="en_US"/>
         </w:rPr>
-        <w:t>Luke 18:8</w:t>
+        <w:t>Luke 18:8 (#1)</w:t>
       </w:r>
       <w:r>
         <w:rPr>
@@ -17975,7 +17951,7 @@
         <w:rPr>
           <w:lang w:val="en_US" w:bidi="en_US"/>
         </w:rPr>
-        <w:t>Luke 18:9</w:t>
+        <w:t>Luke 18:9 (#1)</w:t>
       </w:r>
       <w:r>
         <w:rPr>
@@ -18038,7 +18014,7 @@
         <w:rPr>
           <w:lang w:val="en_US" w:bidi="en_US"/>
         </w:rPr>
-        <w:t>Luke 18:10</w:t>
+        <w:t>Luke 18:10 (#1)</w:t>
       </w:r>
       <w:r>
         <w:rPr>
@@ -18101,7 +18077,7 @@
         <w:rPr>
           <w:lang w:val="en_US" w:bidi="en_US"/>
         </w:rPr>
-        <w:t>Luke 18:11</w:t>
+        <w:t>Luke 18:11 (#1)</w:t>
       </w:r>
       <w:r>
         <w:rPr>
@@ -18164,7 +18140,7 @@
         <w:rPr>
           <w:lang w:val="en_US" w:bidi="en_US"/>
         </w:rPr>
-        <w:t>Luke 18:13</w:t>
+        <w:t>Luke 18:13 (#1)</w:t>
       </w:r>
       <w:r>
         <w:rPr>
@@ -18227,7 +18203,7 @@
         <w:rPr>
           <w:lang w:val="en_US" w:bidi="en_US"/>
         </w:rPr>
-        <w:t>Luke 18:14</w:t>
+        <w:t>Luke 18:14 (#1)</w:t>
       </w:r>
       <w:r>
         <w:rPr>
@@ -18290,7 +18266,7 @@
         <w:rPr>
           <w:lang w:val="en_US" w:bidi="en_US"/>
         </w:rPr>
-        <w:t>Luke 18:16</w:t>
+        <w:t>Luke 18:16 (#1)</w:t>
       </w:r>
       <w:r>
         <w:rPr>
@@ -18353,7 +18329,7 @@
         <w:rPr>
           <w:lang w:val="en_US" w:bidi="en_US"/>
         </w:rPr>
-        <w:t>Luke 18:22</w:t>
+        <w:t>Luke 18:22 (#1)</w:t>
       </w:r>
       <w:r>
         <w:rPr>
@@ -18416,7 +18392,7 @@
         <w:rPr>
           <w:lang w:val="en_US" w:bidi="en_US"/>
         </w:rPr>
-        <w:t>Luke 18:23</w:t>
+        <w:t>Luke 18:23 (#1)</w:t>
       </w:r>
       <w:r>
         <w:rPr>
@@ -18479,7 +18455,7 @@
         <w:rPr>
           <w:lang w:val="en_US" w:bidi="en_US"/>
         </w:rPr>
-        <w:t>Luke 18:30</w:t>
+        <w:t>Luke 18:30 (#1)</w:t>
       </w:r>
       <w:r>
         <w:rPr>
@@ -18542,7 +18518,7 @@
         <w:rPr>
           <w:lang w:val="en_US" w:bidi="en_US"/>
         </w:rPr>
-        <w:t>Luke 18:32</w:t>
+        <w:t>Luke 18:32 (#1)</w:t>
       </w:r>
       <w:r>
         <w:rPr>
@@ -18605,7 +18581,7 @@
         <w:rPr>
           <w:lang w:val="en_US" w:bidi="en_US"/>
         </w:rPr>
-        <w:t>Luke 18:33</w:t>
+        <w:t>Luke 18:33 (#1)</w:t>
       </w:r>
       <w:r>
         <w:rPr>
@@ -18668,7 +18644,7 @@
         <w:rPr>
           <w:lang w:val="en_US" w:bidi="en_US"/>
         </w:rPr>
-        <w:t>Luke 18:38</w:t>
+        <w:t>Luke 18:38 (#1)</w:t>
       </w:r>
       <w:r>
         <w:rPr>
@@ -18731,7 +18707,7 @@
         <w:rPr>
           <w:lang w:val="en_US" w:bidi="en_US"/>
         </w:rPr>
-        <w:t>Luke 18:43</w:t>
+        <w:t>Luke 18:43 (#1)</w:t>
       </w:r>
       <w:r>
         <w:rPr>
@@ -18794,7 +18770,7 @@
         <w:rPr>
           <w:lang w:val="en_US" w:bidi="en_US"/>
         </w:rPr>
-        <w:t>Luke 19:2</w:t>
+        <w:t>Luke 19:2 (#1)</w:t>
       </w:r>
       <w:r>
         <w:rPr>
@@ -18857,7 +18833,7 @@
         <w:rPr>
           <w:lang w:val="en_US" w:bidi="en_US"/>
         </w:rPr>
-        <w:t>Luke 19:7</w:t>
+        <w:t>Luke 19:7 (#1)</w:t>
       </w:r>
       <w:r>
         <w:rPr>
@@ -18920,7 +18896,7 @@
         <w:rPr>
           <w:lang w:val="en_US" w:bidi="en_US"/>
         </w:rPr>
-        <w:t>Luke 19:9</w:t>
+        <w:t>Luke 19:9 (#1)</w:t>
       </w:r>
       <w:r>
         <w:rPr>
@@ -18983,7 +18959,7 @@
         <w:rPr>
           <w:lang w:val="en_US" w:bidi="en_US"/>
         </w:rPr>
-        <w:t>Luke 19:11</w:t>
+        <w:t>Luke 19:11 (#1)</w:t>
       </w:r>
       <w:r>
         <w:rPr>
@@ -19046,7 +19022,7 @@
         <w:rPr>
           <w:lang w:val="en_US" w:bidi="en_US"/>
         </w:rPr>
-        <w:t>Luke 19:12</w:t>
+        <w:t>Luke 19:12 (#1)</w:t>
       </w:r>
       <w:r>
         <w:rPr>
@@ -19109,7 +19085,7 @@
         <w:rPr>
           <w:lang w:val="en_US" w:bidi="en_US"/>
         </w:rPr>
-        <w:t>Luke 19:17</w:t>
+        <w:t>Luke 19:17 (#1)</w:t>
       </w:r>
       <w:r>
         <w:rPr>
@@ -19172,7 +19148,7 @@
         <w:rPr>
           <w:lang w:val="en_US" w:bidi="en_US"/>
         </w:rPr>
-        <w:t>Luke 19:19</w:t>
+        <w:t>Luke 19:19 (#1)</w:t>
       </w:r>
       <w:r>
         <w:rPr>
@@ -19235,7 +19211,7 @@
         <w:rPr>
           <w:lang w:val="en_US" w:bidi="en_US"/>
         </w:rPr>
-        <w:t>Luke 19:21</w:t>
+        <w:t>Luke 19:21 (#1)</w:t>
       </w:r>
       <w:r>
         <w:rPr>
@@ -19298,7 +19274,7 @@
         <w:rPr>
           <w:lang w:val="en_US" w:bidi="en_US"/>
         </w:rPr>
-        <w:t>Luke 19:24</w:t>
+        <w:t>Luke 19:24 (#1)</w:t>
       </w:r>
       <w:r>
         <w:rPr>
@@ -19361,27 +19337,27 @@
         <w:rPr>
           <w:lang w:val="en_US" w:bidi="en_US"/>
         </w:rPr>
-        <w:t>Luke 19:27</w:t>
-      </w:r>
-      <w:r>
-        <w:rPr>
-          <w:lang w:val="en_US" w:bidi="en_US"/>
-        </w:rPr>
-      </w:r>
-    </w:p>
-    <w:p>
-      <w:pPr/>
-      <w:r>
-        <w:rPr>
-          <w:lang w:val="en_US" w:bidi="en_US"/>
-        </w:rPr>
-      </w:r>
-      <w:r>
-        <w:rPr>
-          <w:b/>
-          <w:lang w:val="en_US" w:bidi="en_US"/>
-        </w:rPr>
-        <w:t>What did the nobleman do with those who didn’t want him to reign over them?</w:t>
+        <w:t>Luke 19:27 (#1)</w:t>
+      </w:r>
+      <w:r>
+        <w:rPr>
+          <w:lang w:val="en_US" w:bidi="en_US"/>
+        </w:rPr>
+      </w:r>
+    </w:p>
+    <w:p>
+      <w:pPr/>
+      <w:r>
+        <w:rPr>
+          <w:lang w:val="en_US" w:bidi="en_US"/>
+        </w:rPr>
+      </w:r>
+      <w:r>
+        <w:rPr>
+          <w:b/>
+          <w:lang w:val="en_US" w:bidi="en_US"/>
+        </w:rPr>
+        <w:t>What did the nobleman do with those who did not want him to reign over them?</w:t>
       </w:r>
     </w:p>
     <w:p>
@@ -19424,7 +19400,7 @@
         <w:rPr>
           <w:lang w:val="en_US" w:bidi="en_US"/>
         </w:rPr>
-        <w:t>Luke 19:30</w:t>
+        <w:t>Luke 19:30 (#1)</w:t>
       </w:r>
       <w:r>
         <w:rPr>
@@ -19487,7 +19463,7 @@
         <w:rPr>
           <w:lang w:val="en_US" w:bidi="en_US"/>
         </w:rPr>
-        <w:t>Luke 19:38</w:t>
+        <w:t>Luke 19:38 (#1)</w:t>
       </w:r>
       <w:r>
         <w:rPr>
@@ -19550,7 +19526,7 @@
         <w:rPr>
           <w:lang w:val="en_US" w:bidi="en_US"/>
         </w:rPr>
-        <w:t>Luke 19:40</w:t>
+        <w:t>Luke 19:40 (#1)</w:t>
       </w:r>
       <w:r>
         <w:rPr>
@@ -19613,7 +19589,7 @@
         <w:rPr>
           <w:lang w:val="en_US" w:bidi="en_US"/>
         </w:rPr>
-        <w:t>Luke 19:41</w:t>
+        <w:t>Luke 19:41 (#1)</w:t>
       </w:r>
       <w:r>
         <w:rPr>
@@ -19676,7 +19652,7 @@
         <w:rPr>
           <w:lang w:val="en_US" w:bidi="en_US"/>
         </w:rPr>
-        <w:t>Luke 19:44</w:t>
+        <w:t>Luke 19:44 (#1)</w:t>
       </w:r>
       <w:r>
         <w:rPr>
@@ -19739,7 +19715,7 @@
         <w:rPr>
           <w:lang w:val="en_US" w:bidi="en_US"/>
         </w:rPr>
-        <w:t>Luke 19:47</w:t>
+        <w:t>Luke 19:47 (#1)</w:t>
       </w:r>
       <w:r>
         <w:rPr>
@@ -19802,7 +19778,7 @@
         <w:rPr>
           <w:lang w:val="en_US" w:bidi="en_US"/>
         </w:rPr>
-        <w:t>Luke 19:48</w:t>
+        <w:t>Luke 19:48 (#1)</w:t>
       </w:r>
       <w:r>
         <w:rPr>
@@ -19865,7 +19841,7 @@
         <w:rPr>
           <w:lang w:val="en_US" w:bidi="en_US"/>
         </w:rPr>
-        <w:t>Luke 20:4</w:t>
+        <w:t>Luke 20:4 (#1)</w:t>
       </w:r>
       <w:r>
         <w:rPr>
@@ -19928,7 +19904,7 @@
         <w:rPr>
           <w:lang w:val="en_US" w:bidi="en_US"/>
         </w:rPr>
-        <w:t>Luke 20:5</w:t>
+        <w:t>Luke 20:5 (#1)</w:t>
       </w:r>
       <w:r>
         <w:rPr>
@@ -19991,7 +19967,7 @@
         <w:rPr>
           <w:lang w:val="en_US" w:bidi="en_US"/>
         </w:rPr>
-        <w:t>Luke 20:6</w:t>
+        <w:t>Luke 20:6 (#1)</w:t>
       </w:r>
       <w:r>
         <w:rPr>
@@ -20054,7 +20030,7 @@
         <w:rPr>
           <w:lang w:val="en_US" w:bidi="en_US"/>
         </w:rPr>
-        <w:t>Luke 20:11</w:t>
+        <w:t>Luke 20:11 (#1)</w:t>
       </w:r>
       <w:r>
         <w:rPr>
@@ -20117,7 +20093,7 @@
         <w:rPr>
           <w:lang w:val="en_US" w:bidi="en_US"/>
         </w:rPr>
-        <w:t>Luke 20:13</w:t>
+        <w:t>Luke 20:13 (#1)</w:t>
       </w:r>
       <w:r>
         <w:rPr>
@@ -20180,7 +20156,7 @@
         <w:rPr>
           <w:lang w:val="en_US" w:bidi="en_US"/>
         </w:rPr>
-        <w:t>Luke 20:15</w:t>
+        <w:t>Luke 20:15 (#1)</w:t>
       </w:r>
       <w:r>
         <w:rPr>
@@ -20243,7 +20219,7 @@
         <w:rPr>
           <w:lang w:val="en_US" w:bidi="en_US"/>
         </w:rPr>
-        <w:t>Luke 20:16</w:t>
+        <w:t>Luke 20:16 (#1)</w:t>
       </w:r>
       <w:r>
         <w:rPr>
@@ -20306,7 +20282,7 @@
         <w:rPr>
           <w:lang w:val="en_US" w:bidi="en_US"/>
         </w:rPr>
-        <w:t>Luke 20:19</w:t>
+        <w:t>Luke 20:19 (#1)</w:t>
       </w:r>
       <w:r>
         <w:rPr>
@@ -20369,7 +20345,7 @@
         <w:rPr>
           <w:lang w:val="en_US" w:bidi="en_US"/>
         </w:rPr>
-        <w:t>Luke 20:25</w:t>
+        <w:t>Luke 20:25 (#1)</w:t>
       </w:r>
       <w:r>
         <w:rPr>
@@ -20432,7 +20408,7 @@
         <w:rPr>
           <w:lang w:val="en_US" w:bidi="en_US"/>
         </w:rPr>
-        <w:t>Luke 20:27</w:t>
+        <w:t>Luke 20:27 (#1)</w:t>
       </w:r>
       <w:r>
         <w:rPr>
@@ -20495,7 +20471,7 @@
         <w:rPr>
           <w:lang w:val="en_US" w:bidi="en_US"/>
         </w:rPr>
-        <w:t>Luke 20:34</w:t>
+        <w:t>Luke 20:34 (#1)</w:t>
       </w:r>
       <w:r>
         <w:rPr>
@@ -20558,7 +20534,7 @@
         <w:rPr>
           <w:lang w:val="en_US" w:bidi="en_US"/>
         </w:rPr>
-        <w:t>Luke 20:35</w:t>
+        <w:t>Luke 20:35 (#1)</w:t>
       </w:r>
       <w:r>
         <w:rPr>
@@ -20621,7 +20597,7 @@
         <w:rPr>
           <w:lang w:val="en_US" w:bidi="en_US"/>
         </w:rPr>
-        <w:t>Luke 20:37</w:t>
+        <w:t>Luke 20:37 (#1)</w:t>
       </w:r>
       <w:r>
         <w:rPr>
@@ -20684,7 +20660,7 @@
         <w:rPr>
           <w:lang w:val="en_US" w:bidi="en_US"/>
         </w:rPr>
-        <w:t>Luke 20:42</w:t>
+        <w:t>Luke 20:42 (#1)</w:t>
       </w:r>
       <w:r>
         <w:rPr>
@@ -20747,7 +20723,70 @@
         <w:rPr>
           <w:lang w:val="en_US" w:bidi="en_US"/>
         </w:rPr>
-        <w:t>Luke 20:47</w:t>
+        <w:t>Luke 20:47 (#2)</w:t>
+      </w:r>
+      <w:r>
+        <w:rPr>
+          <w:lang w:val="en_US" w:bidi="en_US"/>
+        </w:rPr>
+      </w:r>
+    </w:p>
+    <w:p>
+      <w:pPr/>
+      <w:r>
+        <w:rPr>
+          <w:lang w:val="en_US" w:bidi="en_US"/>
+        </w:rPr>
+      </w:r>
+      <w:r>
+        <w:rPr>
+          <w:b/>
+          <w:lang w:val="en_US" w:bidi="en_US"/>
+        </w:rPr>
+        <w:t>How did Jesus say these scribes would be judged?</w:t>
+      </w:r>
+    </w:p>
+    <w:p>
+      <w:pPr/>
+      <w:r>
+        <w:rPr>
+          <w:lang w:val="en_US" w:bidi="en_US"/>
+        </w:rPr>
+      </w:r>
+      <w:r>
+        <w:rPr>
+          <w:lang w:val="en_US" w:bidi="en_US"/>
+        </w:rPr>
+        <w:t>He said that they will receive a greater condemnation.</w:t>
+      </w:r>
+      <w:r>
+        <w:rPr>
+          <w:lang w:val="en_US" w:bidi="en_US"/>
+        </w:rPr>
+      </w:r>
+      <w:r>
+        <w:rPr>
+          <w:lang w:val="en_US" w:bidi="en_US"/>
+        </w:rPr>
+      </w:r>
+    </w:p>
+    <w:p>
+      <w:pPr/>
+      <w:r>
+        <w:rPr>
+          <w:lang w:val="en_US" w:bidi="en_US"/>
+        </w:rPr>
+      </w:r>
+    </w:p>
+    <w:p>
+      <w:pPr>
+        <w:pStyle w:val="Heading2"/>
+      </w:pPr>
+      <w:r>
+        <w:rPr>
+          <w:lang w:val="en_US" w:bidi="en_US"/>
+        </w:rPr>
+        <w:t>Luke 20:47 (#1)</w:t>
       </w:r>
       <w:r>
         <w:rPr>
@@ -20810,70 +20849,7 @@
         <w:rPr>
           <w:lang w:val="en_US" w:bidi="en_US"/>
         </w:rPr>
-        <w:t>Luke 20:47 (#2)</w:t>
-      </w:r>
-      <w:r>
-        <w:rPr>
-          <w:lang w:val="en_US" w:bidi="en_US"/>
-        </w:rPr>
-      </w:r>
-    </w:p>
-    <w:p>
-      <w:pPr/>
-      <w:r>
-        <w:rPr>
-          <w:lang w:val="en_US" w:bidi="en_US"/>
-        </w:rPr>
-      </w:r>
-      <w:r>
-        <w:rPr>
-          <w:b/>
-          <w:lang w:val="en_US" w:bidi="en_US"/>
-        </w:rPr>
-        <w:t>How did Jesus say these scribes would be judged?</w:t>
-      </w:r>
-    </w:p>
-    <w:p>
-      <w:pPr/>
-      <w:r>
-        <w:rPr>
-          <w:lang w:val="en_US" w:bidi="en_US"/>
-        </w:rPr>
-      </w:r>
-      <w:r>
-        <w:rPr>
-          <w:lang w:val="en_US" w:bidi="en_US"/>
-        </w:rPr>
-        <w:t>He said that they will receive a greater condemnation.</w:t>
-      </w:r>
-      <w:r>
-        <w:rPr>
-          <w:lang w:val="en_US" w:bidi="en_US"/>
-        </w:rPr>
-      </w:r>
-      <w:r>
-        <w:rPr>
-          <w:lang w:val="en_US" w:bidi="en_US"/>
-        </w:rPr>
-      </w:r>
-    </w:p>
-    <w:p>
-      <w:pPr/>
-      <w:r>
-        <w:rPr>
-          <w:lang w:val="en_US" w:bidi="en_US"/>
-        </w:rPr>
-      </w:r>
-    </w:p>
-    <w:p>
-      <w:pPr>
-        <w:pStyle w:val="Heading2"/>
-      </w:pPr>
-      <w:r>
-        <w:rPr>
-          <w:lang w:val="en_US" w:bidi="en_US"/>
-        </w:rPr>
-        <w:t>Luke 21:4</w:t>
+        <w:t>Luke 21:4 (#1)</w:t>
       </w:r>
       <w:r>
         <w:rPr>
@@ -20936,7 +20912,7 @@
         <w:rPr>
           <w:lang w:val="en_US" w:bidi="en_US"/>
         </w:rPr>
-        <w:t>Luke 21:6</w:t>
+        <w:t>Luke 21:6 (#1)</w:t>
       </w:r>
       <w:r>
         <w:rPr>
@@ -20999,7 +20975,7 @@
         <w:rPr>
           <w:lang w:val="en_US" w:bidi="en_US"/>
         </w:rPr>
-        <w:t>Luke 21:7</w:t>
+        <w:t>Luke 21:7 (#1)</w:t>
       </w:r>
       <w:r>
         <w:rPr>
@@ -21062,7 +21038,7 @@
         <w:rPr>
           <w:lang w:val="en_US" w:bidi="en_US"/>
         </w:rPr>
-        <w:t>Luke 21:8</w:t>
+        <w:t>Luke 21:8 (#1)</w:t>
       </w:r>
       <w:r>
         <w:rPr>
@@ -21125,7 +21101,7 @@
         <w:rPr>
           <w:lang w:val="en_US" w:bidi="en_US"/>
         </w:rPr>
-        <w:t>Luke 21:10</w:t>
+        <w:t>Luke 21:10 (#1)</w:t>
       </w:r>
       <w:r>
         <w:rPr>
@@ -21188,7 +21164,7 @@
         <w:rPr>
           <w:lang w:val="en_US" w:bidi="en_US"/>
         </w:rPr>
-        <w:t>Luke 21:11</w:t>
+        <w:t>Luke 21:11 (#1)</w:t>
       </w:r>
       <w:r>
         <w:rPr>
@@ -21251,7 +21227,7 @@
         <w:rPr>
           <w:lang w:val="en_US" w:bidi="en_US"/>
         </w:rPr>
-        <w:t>Luke 21:13</w:t>
+        <w:t>Luke 21:13 (#1)</w:t>
       </w:r>
       <w:r>
         <w:rPr>
@@ -21314,7 +21290,7 @@
         <w:rPr>
           <w:lang w:val="en_US" w:bidi="en_US"/>
         </w:rPr>
-        <w:t>Luke 21:16</w:t>
+        <w:t>Luke 21:16 (#1)</w:t>
       </w:r>
       <w:r>
         <w:rPr>
@@ -21377,7 +21353,7 @@
         <w:rPr>
           <w:lang w:val="en_US" w:bidi="en_US"/>
         </w:rPr>
-        <w:t>Luke 21:20</w:t>
+        <w:t>Luke 21:20 (#1)</w:t>
       </w:r>
       <w:r>
         <w:rPr>
@@ -21440,7 +21416,7 @@
         <w:rPr>
           <w:lang w:val="en_US" w:bidi="en_US"/>
         </w:rPr>
-        <w:t>Luke 21:21</w:t>
+        <w:t>Luke 21:21 (#1)</w:t>
       </w:r>
       <w:r>
         <w:rPr>
@@ -21503,7 +21479,7 @@
         <w:rPr>
           <w:lang w:val="en_US" w:bidi="en_US"/>
         </w:rPr>
-        <w:t>Luke 21:22</w:t>
+        <w:t>Luke 21:22 (#1)</w:t>
       </w:r>
       <w:r>
         <w:rPr>
@@ -21566,7 +21542,7 @@
         <w:rPr>
           <w:lang w:val="en_US" w:bidi="en_US"/>
         </w:rPr>
-        <w:t>Luke 21:24</w:t>
+        <w:t>Luke 21:24 (#1)</w:t>
       </w:r>
       <w:r>
         <w:rPr>
@@ -21629,7 +21605,7 @@
         <w:rPr>
           <w:lang w:val="en_US" w:bidi="en_US"/>
         </w:rPr>
-        <w:t>Luke 21:25</w:t>
+        <w:t>Luke 21:25 (#1)</w:t>
       </w:r>
       <w:r>
         <w:rPr>
@@ -21692,7 +21668,7 @@
         <w:rPr>
           <w:lang w:val="en_US" w:bidi="en_US"/>
         </w:rPr>
-        <w:t>Luke 21:30</w:t>
+        <w:t>Luke 21:30 (#1)</w:t>
       </w:r>
       <w:r>
         <w:rPr>
@@ -21755,7 +21731,7 @@
         <w:rPr>
           <w:lang w:val="en_US" w:bidi="en_US"/>
         </w:rPr>
-        <w:t>Luke 21:33</w:t>
+        <w:t>Luke 21:33 (#1)</w:t>
       </w:r>
       <w:r>
         <w:rPr>
@@ -21881,7 +21857,7 @@
         <w:rPr>
           <w:lang w:val="en_US" w:bidi="en_US"/>
         </w:rPr>
-        <w:t>Luke 21:34</w:t>
+        <w:t>Luke 21:34 (#1)</w:t>
       </w:r>
       <w:r>
         <w:rPr>
@@ -21944,7 +21920,7 @@
         <w:rPr>
           <w:lang w:val="en_US" w:bidi="en_US"/>
         </w:rPr>
-        <w:t>Luke 21:36</w:t>
+        <w:t>Luke 21:36 (#1)</w:t>
       </w:r>
       <w:r>
         <w:rPr>
@@ -22007,7 +21983,7 @@
         <w:rPr>
           <w:lang w:val="en_US" w:bidi="en_US"/>
         </w:rPr>
-        <w:t>Luke 22:1</w:t>
+        <w:t>Luke 22:1 (#1)</w:t>
       </w:r>
       <w:r>
         <w:rPr>
@@ -22070,7 +22046,7 @@
         <w:rPr>
           <w:lang w:val="en_US" w:bidi="en_US"/>
         </w:rPr>
-        <w:t>Luke 22:6</w:t>
+        <w:t>Luke 22:6 (#1)</w:t>
       </w:r>
       <w:r>
         <w:rPr>
@@ -22133,7 +22109,7 @@
         <w:rPr>
           <w:lang w:val="en_US" w:bidi="en_US"/>
         </w:rPr>
-        <w:t>Luke 22:12</w:t>
+        <w:t>Luke 22:12 (#1)</w:t>
       </w:r>
       <w:r>
         <w:rPr>
@@ -22196,7 +22172,7 @@
         <w:rPr>
           <w:lang w:val="en_US" w:bidi="en_US"/>
         </w:rPr>
-        <w:t>Luke 22:16</w:t>
+        <w:t>Luke 22:16 (#1)</w:t>
       </w:r>
       <w:r>
         <w:rPr>
@@ -22259,7 +22235,7 @@
         <w:rPr>
           <w:lang w:val="en_US" w:bidi="en_US"/>
         </w:rPr>
-        <w:t>Luke 22:19</w:t>
+        <w:t>Luke 22:19 (#1)</w:t>
       </w:r>
       <w:r>
         <w:rPr>
@@ -22322,7 +22298,7 @@
         <w:rPr>
           <w:lang w:val="en_US" w:bidi="en_US"/>
         </w:rPr>
-        <w:t>Luke 22:20</w:t>
+        <w:t>Luke 22:20 (#1)</w:t>
       </w:r>
       <w:r>
         <w:rPr>
@@ -22385,7 +22361,7 @@
         <w:rPr>
           <w:lang w:val="en_US" w:bidi="en_US"/>
         </w:rPr>
-        <w:t>Luke 22:22</w:t>
+        <w:t>Luke 22:22 (#1)</w:t>
       </w:r>
       <w:r>
         <w:rPr>
@@ -22448,7 +22424,7 @@
         <w:rPr>
           <w:lang w:val="en_US" w:bidi="en_US"/>
         </w:rPr>
-        <w:t>Luke 22:23</w:t>
+        <w:t>Luke 22:23 (#1)</w:t>
       </w:r>
       <w:r>
         <w:rPr>
@@ -22511,7 +22487,7 @@
         <w:rPr>
           <w:lang w:val="en_US" w:bidi="en_US"/>
         </w:rPr>
-        <w:t>Luke 22:26</w:t>
+        <w:t>Luke 22:26 (#1)</w:t>
       </w:r>
       <w:r>
         <w:rPr>
@@ -22574,7 +22550,7 @@
         <w:rPr>
           <w:lang w:val="en_US" w:bidi="en_US"/>
         </w:rPr>
-        <w:t>Luke 22:27</w:t>
+        <w:t>Luke 22:27 (#1)</w:t>
       </w:r>
       <w:r>
         <w:rPr>
@@ -22637,7 +22613,7 @@
         <w:rPr>
           <w:lang w:val="en_US" w:bidi="en_US"/>
         </w:rPr>
-        <w:t>Luke 22:30</w:t>
+        <w:t>Luke 22:30 (#1)</w:t>
       </w:r>
       <w:r>
         <w:rPr>
@@ -22700,7 +22676,7 @@
         <w:rPr>
           <w:lang w:val="en_US" w:bidi="en_US"/>
         </w:rPr>
-        <w:t>Luke 22:34</w:t>
+        <w:t>Luke 22:34 (#1)</w:t>
       </w:r>
       <w:r>
         <w:rPr>
@@ -22763,7 +22739,7 @@
         <w:rPr>
           <w:lang w:val="en_US" w:bidi="en_US"/>
         </w:rPr>
-        <w:t>Luke 22:37</w:t>
+        <w:t>Luke 22:37 (#1)</w:t>
       </w:r>
       <w:r>
         <w:rPr>
@@ -22826,7 +22802,7 @@
         <w:rPr>
           <w:lang w:val="en_US" w:bidi="en_US"/>
         </w:rPr>
-        <w:t>Luke 22:40</w:t>
+        <w:t>Luke 22:40 (#1)</w:t>
       </w:r>
       <w:r>
         <w:rPr>
@@ -22889,7 +22865,7 @@
         <w:rPr>
           <w:lang w:val="en_US" w:bidi="en_US"/>
         </w:rPr>
-        <w:t>Luke 22:42</w:t>
+        <w:t>Luke 22:42 (#1)</w:t>
       </w:r>
       <w:r>
         <w:rPr>
@@ -22952,7 +22928,7 @@
         <w:rPr>
           <w:lang w:val="en_US" w:bidi="en_US"/>
         </w:rPr>
-        <w:t>Luke 22:45</w:t>
+        <w:t>Luke 22:45 (#1)</w:t>
       </w:r>
       <w:r>
         <w:rPr>
@@ -23015,7 +22991,7 @@
         <w:rPr>
           <w:lang w:val="en_US" w:bidi="en_US"/>
         </w:rPr>
-        <w:t>Luke 22:48</w:t>
+        <w:t>Luke 22:48 (#1)</w:t>
       </w:r>
       <w:r>
         <w:rPr>
@@ -23078,7 +23054,7 @@
         <w:rPr>
           <w:lang w:val="en_US" w:bidi="en_US"/>
         </w:rPr>
-        <w:t>Luke 22:51</w:t>
+        <w:t>Luke 22:51 (#1)</w:t>
       </w:r>
       <w:r>
         <w:rPr>
@@ -23141,7 +23117,7 @@
         <w:rPr>
           <w:lang w:val="en_US" w:bidi="en_US"/>
         </w:rPr>
-        <w:t>Luke 22:53</w:t>
+        <w:t>Luke 22:53 (#1)</w:t>
       </w:r>
       <w:r>
         <w:rPr>
@@ -23204,7 +23180,7 @@
         <w:rPr>
           <w:lang w:val="en_US" w:bidi="en_US"/>
         </w:rPr>
-        <w:t>Luke 22:54</w:t>
+        <w:t>Luke 22:54 (#1)</w:t>
       </w:r>
       <w:r>
         <w:rPr>
@@ -23267,7 +23243,7 @@
         <w:rPr>
           <w:lang w:val="en_US" w:bidi="en_US"/>
         </w:rPr>
-        <w:t>Luke 22:57</w:t>
+        <w:t>Luke 22:57 (#1)</w:t>
       </w:r>
       <w:r>
         <w:rPr>
@@ -23330,7 +23306,7 @@
         <w:rPr>
           <w:lang w:val="en_US" w:bidi="en_US"/>
         </w:rPr>
-        <w:t>Luke 22:60</w:t>
+        <w:t>Luke 22:60 (#1)</w:t>
       </w:r>
       <w:r>
         <w:rPr>
@@ -23393,7 +23369,7 @@
         <w:rPr>
           <w:lang w:val="en_US" w:bidi="en_US"/>
         </w:rPr>
-        <w:t>Luke 22:62</w:t>
+        <w:t>Luke 22:62 (#1)</w:t>
       </w:r>
       <w:r>
         <w:rPr>
@@ -23456,7 +23432,7 @@
         <w:rPr>
           <w:lang w:val="en_US" w:bidi="en_US"/>
         </w:rPr>
-        <w:t>Luke 22:63</w:t>
+        <w:t>Luke 22:63 (#1)</w:t>
       </w:r>
       <w:r>
         <w:rPr>
@@ -23519,7 +23495,7 @@
         <w:rPr>
           <w:lang w:val="en_US" w:bidi="en_US"/>
         </w:rPr>
-        <w:t>Luke 22:64</w:t>
+        <w:t>Luke 22:64 (#1)</w:t>
       </w:r>
       <w:r>
         <w:rPr>
@@ -23582,7 +23558,7 @@
         <w:rPr>
           <w:lang w:val="en_US" w:bidi="en_US"/>
         </w:rPr>
-        <w:t>Luke 22:67</w:t>
+        <w:t>Luke 22:67 (#1)</w:t>
       </w:r>
       <w:r>
         <w:rPr>
@@ -23645,7 +23621,7 @@
         <w:rPr>
           <w:lang w:val="en_US" w:bidi="en_US"/>
         </w:rPr>
-        <w:t>Luke 22:71</w:t>
+        <w:t>Luke 22:71 (#1)</w:t>
       </w:r>
       <w:r>
         <w:rPr>
@@ -23708,7 +23684,7 @@
         <w:rPr>
           <w:lang w:val="en_US" w:bidi="en_US"/>
         </w:rPr>
-        <w:t>Luke 23:2</w:t>
+        <w:t>Luke 23:2 (#1)</w:t>
       </w:r>
       <w:r>
         <w:rPr>
@@ -23771,7 +23747,7 @@
         <w:rPr>
           <w:lang w:val="en_US" w:bidi="en_US"/>
         </w:rPr>
-        <w:t>Luke 23:4</w:t>
+        <w:t>Luke 23:4 (#1)</w:t>
       </w:r>
       <w:r>
         <w:rPr>
@@ -23834,7 +23810,7 @@
         <w:rPr>
           <w:lang w:val="en_US" w:bidi="en_US"/>
         </w:rPr>
-        <w:t>Luke 23:8</w:t>
+        <w:t>Luke 23:8 (#1)</w:t>
       </w:r>
       <w:r>
         <w:rPr>
@@ -23897,7 +23873,7 @@
         <w:rPr>
           <w:lang w:val="en_US" w:bidi="en_US"/>
         </w:rPr>
-        <w:t>Luke 23:9</w:t>
+        <w:t>Luke 23:9 (#1)</w:t>
       </w:r>
       <w:r>
         <w:rPr>
@@ -23960,7 +23936,7 @@
         <w:rPr>
           <w:lang w:val="en_US" w:bidi="en_US"/>
         </w:rPr>
-        <w:t>Luke 23:14</w:t>
+        <w:t>Luke 23:14 (#1)</w:t>
       </w:r>
       <w:r>
         <w:rPr>
@@ -24023,7 +23999,7 @@
         <w:rPr>
           <w:lang w:val="en_US" w:bidi="en_US"/>
         </w:rPr>
-        <w:t>Luke 23:18</w:t>
+        <w:t>Luke 23:18 (#1)</w:t>
       </w:r>
       <w:r>
         <w:rPr>
@@ -24086,7 +24062,7 @@
         <w:rPr>
           <w:lang w:val="en_US" w:bidi="en_US"/>
         </w:rPr>
-        <w:t>Luke 23:21</w:t>
+        <w:t>Luke 23:21 (#1)</w:t>
       </w:r>
       <w:r>
         <w:rPr>
@@ -24149,7 +24125,7 @@
         <w:rPr>
           <w:lang w:val="en_US" w:bidi="en_US"/>
         </w:rPr>
-        <w:t>Luke 23:22</w:t>
+        <w:t>Luke 23:22 (#1)</w:t>
       </w:r>
       <w:r>
         <w:rPr>
@@ -24212,7 +24188,7 @@
         <w:rPr>
           <w:lang w:val="en_US" w:bidi="en_US"/>
         </w:rPr>
-        <w:t>Luke 23:23</w:t>
+        <w:t>Luke 23:23 (#1)</w:t>
       </w:r>
       <w:r>
         <w:rPr>
@@ -24275,7 +24251,7 @@
         <w:rPr>
           <w:lang w:val="en_US" w:bidi="en_US"/>
         </w:rPr>
-        <w:t>Luke 23:26</w:t>
+        <w:t>Luke 23:26 (#1)</w:t>
       </w:r>
       <w:r>
         <w:rPr>
@@ -24338,7 +24314,7 @@
         <w:rPr>
           <w:lang w:val="en_US" w:bidi="en_US"/>
         </w:rPr>
-        <w:t>Luke 23:28</w:t>
+        <w:t>Luke 23:28 (#1)</w:t>
       </w:r>
       <w:r>
         <w:rPr>
@@ -24401,7 +24377,7 @@
         <w:rPr>
           <w:lang w:val="en_US" w:bidi="en_US"/>
         </w:rPr>
-        <w:t>Luke 23:32</w:t>
+        <w:t>Luke 23:32 (#1)</w:t>
       </w:r>
       <w:r>
         <w:rPr>
@@ -24464,7 +24440,7 @@
         <w:rPr>
           <w:lang w:val="en_US" w:bidi="en_US"/>
         </w:rPr>
-        <w:t>Luke 23:35</w:t>
+        <w:t>Luke 23:35 (#1)</w:t>
       </w:r>
       <w:r>
         <w:rPr>
@@ -24527,7 +24503,7 @@
         <w:rPr>
           <w:lang w:val="en_US" w:bidi="en_US"/>
         </w:rPr>
-        <w:t>Luke 23:38</w:t>
+        <w:t>Luke 23:38 (#1)</w:t>
       </w:r>
       <w:r>
         <w:rPr>
@@ -24590,7 +24566,7 @@
         <w:rPr>
           <w:lang w:val="en_US" w:bidi="en_US"/>
         </w:rPr>
-        <w:t>Luke 23:42</w:t>
+        <w:t>Luke 23:42 (#1)</w:t>
       </w:r>
       <w:r>
         <w:rPr>
@@ -24653,7 +24629,7 @@
         <w:rPr>
           <w:lang w:val="en_US" w:bidi="en_US"/>
         </w:rPr>
-        <w:t>Luke 23:43</w:t>
+        <w:t>Luke 23:43 (#1)</w:t>
       </w:r>
       <w:r>
         <w:rPr>
@@ -24716,7 +24692,7 @@
         <w:rPr>
           <w:lang w:val="en_US" w:bidi="en_US"/>
         </w:rPr>
-        <w:t>Luke 23:44</w:t>
+        <w:t>Luke 23:44 (#1)</w:t>
       </w:r>
       <w:r>
         <w:rPr>
@@ -24779,7 +24755,7 @@
         <w:rPr>
           <w:lang w:val="en_US" w:bidi="en_US"/>
         </w:rPr>
-        <w:t>Luke 23:45</w:t>
+        <w:t>Luke 23:45 (#1)</w:t>
       </w:r>
       <w:r>
         <w:rPr>
@@ -24842,7 +24818,7 @@
         <w:rPr>
           <w:lang w:val="en_US" w:bidi="en_US"/>
         </w:rPr>
-        <w:t>Luke 23:47</w:t>
+        <w:t>Luke 23:47 (#1)</w:t>
       </w:r>
       <w:r>
         <w:rPr>
@@ -24905,7 +24881,7 @@
         <w:rPr>
           <w:lang w:val="en_US" w:bidi="en_US"/>
         </w:rPr>
-        <w:t>Luke 23:52</w:t>
+        <w:t>Luke 23:52 (#1)</w:t>
       </w:r>
       <w:r>
         <w:rPr>
@@ -24968,7 +24944,7 @@
         <w:rPr>
           <w:lang w:val="en_US" w:bidi="en_US"/>
         </w:rPr>
-        <w:t>Luke 23:53</w:t>
+        <w:t>Luke 23:53 (#1)</w:t>
       </w:r>
       <w:r>
         <w:rPr>
@@ -25031,7 +25007,7 @@
         <w:rPr>
           <w:lang w:val="en_US" w:bidi="en_US"/>
         </w:rPr>
-        <w:t>Luke 23:54</w:t>
+        <w:t>Luke 23:54 (#1)</w:t>
       </w:r>
       <w:r>
         <w:rPr>
@@ -25094,7 +25070,7 @@
         <w:rPr>
           <w:lang w:val="en_US" w:bidi="en_US"/>
         </w:rPr>
-        <w:t>Luke 23:56</w:t>
+        <w:t>Luke 23:56 (#1)</w:t>
       </w:r>
       <w:r>
         <w:rPr>
@@ -25157,7 +25133,7 @@
         <w:rPr>
           <w:lang w:val="en_US" w:bidi="en_US"/>
         </w:rPr>
-        <w:t>Luke 24:1</w:t>
+        <w:t>Luke 24:1 (#1)</w:t>
       </w:r>
       <w:r>
         <w:rPr>
@@ -25220,7 +25196,7 @@
         <w:rPr>
           <w:lang w:val="en_US" w:bidi="en_US"/>
         </w:rPr>
-        <w:t>Luke 24:2</w:t>
+        <w:t>Luke 24:2 (#1)</w:t>
       </w:r>
       <w:r>
         <w:rPr>
@@ -25283,7 +25259,7 @@
         <w:rPr>
           <w:lang w:val="en_US" w:bidi="en_US"/>
         </w:rPr>
-        <w:t>Luke 24:3</w:t>
+        <w:t>Luke 24:3 (#1)</w:t>
       </w:r>
       <w:r>
         <w:rPr>
@@ -25346,7 +25322,7 @@
         <w:rPr>
           <w:lang w:val="en_US" w:bidi="en_US"/>
         </w:rPr>
-        <w:t>Luke 24:6</w:t>
+        <w:t>Luke 24:6 (#1)</w:t>
       </w:r>
       <w:r>
         <w:rPr>
@@ -25409,7 +25385,7 @@
         <w:rPr>
           <w:lang w:val="en_US" w:bidi="en_US"/>
         </w:rPr>
-        <w:t>Luke 24:11</w:t>
+        <w:t>Luke 24:11 (#1)</w:t>
       </w:r>
       <w:r>
         <w:rPr>
@@ -25472,7 +25448,7 @@
         <w:rPr>
           <w:lang w:val="en_US" w:bidi="en_US"/>
         </w:rPr>
-        <w:t>Luke 24:12</w:t>
+        <w:t>Luke 24:12 (#1)</w:t>
       </w:r>
       <w:r>
         <w:rPr>
@@ -25535,7 +25511,7 @@
         <w:rPr>
           <w:lang w:val="en_US" w:bidi="en_US"/>
         </w:rPr>
-        <w:t>Luke 24:16</w:t>
+        <w:t>Luke 24:16 (#1)</w:t>
       </w:r>
       <w:r>
         <w:rPr>
@@ -25598,7 +25574,7 @@
         <w:rPr>
           <w:lang w:val="en_US" w:bidi="en_US"/>
         </w:rPr>
-        <w:t>Luke 24:21</w:t>
+        <w:t>Luke 24:21 (#1)</w:t>
       </w:r>
       <w:r>
         <w:rPr>
@@ -25661,7 +25637,7 @@
         <w:rPr>
           <w:lang w:val="en_US" w:bidi="en_US"/>
         </w:rPr>
-        <w:t>Luke 24:27</w:t>
+        <w:t>Luke 24:27 (#1)</w:t>
       </w:r>
       <w:r>
         <w:rPr>
@@ -25724,7 +25700,7 @@
         <w:rPr>
           <w:lang w:val="en_US" w:bidi="en_US"/>
         </w:rPr>
-        <w:t>Luke 24:31</w:t>
+        <w:t>Luke 24:31 (#1)</w:t>
       </w:r>
       <w:r>
         <w:rPr>
@@ -25787,7 +25763,7 @@
         <w:rPr>
           <w:lang w:val="en_US" w:bidi="en_US"/>
         </w:rPr>
-        <w:t>Luke 24:36</w:t>
+        <w:t>Luke 24:36 (#1)</w:t>
       </w:r>
       <w:r>
         <w:rPr>
@@ -25850,7 +25826,7 @@
         <w:rPr>
           <w:lang w:val="en_US" w:bidi="en_US"/>
         </w:rPr>
-        <w:t>Luke 24:39</w:t>
+        <w:t>Luke 24:39 (#1)</w:t>
       </w:r>
       <w:r>
         <w:rPr>
@@ -25913,7 +25889,7 @@
         <w:rPr>
           <w:lang w:val="en_US" w:bidi="en_US"/>
         </w:rPr>
-        <w:t>Luke 24:45</w:t>
+        <w:t>Luke 24:45 (#1)</w:t>
       </w:r>
       <w:r>
         <w:rPr>
@@ -25976,7 +25952,7 @@
         <w:rPr>
           <w:lang w:val="en_US" w:bidi="en_US"/>
         </w:rPr>
-        <w:t>Luke 24:47</w:t>
+        <w:t>Luke 24:47 (#1)</w:t>
       </w:r>
       <w:r>
         <w:rPr>
@@ -26039,7 +26015,7 @@
         <w:rPr>
           <w:lang w:val="en_US" w:bidi="en_US"/>
         </w:rPr>
-        <w:t>Luke 24:49</w:t>
+        <w:t>Luke 24:49 (#1)</w:t>
       </w:r>
       <w:r>
         <w:rPr>
@@ -26102,7 +26078,7 @@
         <w:rPr>
           <w:lang w:val="en_US" w:bidi="en_US"/>
         </w:rPr>
-        <w:t>Luke 24:51</w:t>
+        <w:t>Luke 24:51 (#1)</w:t>
       </w:r>
       <w:r>
         <w:rPr>
@@ -26165,7 +26141,7 @@
         <w:rPr>
           <w:lang w:val="en_US" w:bidi="en_US"/>
         </w:rPr>
-        <w:t>Luke 24:53</w:t>
+        <w:t>Luke 24:53 (#1)</w:t>
       </w:r>
       <w:r>
         <w:rPr>
